--- a/Conception.docx
+++ b/Conception.docx
@@ -4,7 +4,7 @@
   <w:body>
     <w:p>
       <w:pPr>
-        <w:pStyle w:val="847"/>
+        <w:pStyle w:val="849"/>
         <w:pBdr/>
         <w:spacing/>
         <w:ind/>
@@ -16,7 +16,19 @@
         <w:rPr>
           <w:lang w:val="fr-FR"/>
         </w:rPr>
-        <w:t xml:space="preserve">Projet : Gestion de l’emploi du temps EMIT</w:t>
+        <w:t xml:space="preserve">Projet ASPNET : Gestion de l’emploi du temps EMIT</w:t>
+      </w:r>
+      <w:r>
+        <w:rPr>
+          <w:lang w:val="fr-FR"/>
+          <w14:ligatures w14:val="none"/>
+        </w:rPr>
+        <w:t xml:space="preserve"> </w:t>
+      </w:r>
+      <w:r>
+        <w:rPr>
+          <w14:ligatures w14:val="none"/>
+        </w:rPr>
       </w:r>
       <w:r>
         <w:rPr>
@@ -26,7 +38,7 @@
     </w:p>
     <w:p>
       <w:pPr>
-        <w:pStyle w:val="848"/>
+        <w:pStyle w:val="850"/>
         <w:pBdr/>
         <w:spacing/>
         <w:ind/>
@@ -39,6 +51,11 @@
           <w:lang w:val="fr-FR"/>
         </w:rPr>
         <w:t xml:space="preserve">Acteurs du système</w:t>
+      </w:r>
+      <w:r>
+        <w:rPr>
+          <w14:ligatures w14:val="none"/>
+        </w:rPr>
       </w:r>
       <w:r>
         <w:rPr>
@@ -70,10 +87,17 @@
           <w14:ligatures w14:val="none"/>
         </w:rPr>
       </w:r>
+      <w:r>
+        <w:rPr>
+          <w:highlight w:val="none"/>
+          <w:lang w:val="fr-FR"/>
+          <w14:ligatures w14:val="none"/>
+        </w:rPr>
+      </w:r>
     </w:p>
     <w:p>
       <w:pPr>
-        <w:pStyle w:val="910"/>
+        <w:pStyle w:val="912"/>
         <w:numPr>
           <w:ilvl w:val="0"/>
           <w:numId w:val="2"/>
@@ -94,7 +118,7 @@
     </w:p>
     <w:p>
       <w:pPr>
-        <w:pStyle w:val="910"/>
+        <w:pStyle w:val="912"/>
         <w:numPr>
           <w:ilvl w:val="0"/>
           <w:numId w:val="2"/>
@@ -122,6 +146,13 @@
           <w14:ligatures w14:val="none"/>
         </w:rPr>
       </w:r>
+      <w:r>
+        <w:rPr>
+          <w:highlight w:val="none"/>
+          <w:lang w:val="fr-FR"/>
+          <w14:ligatures w14:val="none"/>
+        </w:rPr>
+      </w:r>
     </w:p>
     <w:p>
       <w:pPr>
@@ -148,10 +179,17 @@
           <w14:ligatures w14:val="none"/>
         </w:rPr>
       </w:r>
+      <w:r>
+        <w:rPr>
+          <w:highlight w:val="none"/>
+          <w:lang w:val="fr-FR"/>
+          <w14:ligatures w14:val="none"/>
+        </w:rPr>
+      </w:r>
     </w:p>
     <w:p>
       <w:pPr>
-        <w:pStyle w:val="910"/>
+        <w:pStyle w:val="912"/>
         <w:numPr>
           <w:ilvl w:val="0"/>
           <w:numId w:val="3"/>
@@ -179,10 +217,17 @@
           <w14:ligatures w14:val="none"/>
         </w:rPr>
       </w:r>
+      <w:r>
+        <w:rPr>
+          <w:highlight w:val="none"/>
+          <w:lang w:val="fr-FR"/>
+          <w14:ligatures w14:val="none"/>
+        </w:rPr>
+      </w:r>
     </w:p>
     <w:p>
       <w:pPr>
-        <w:pStyle w:val="910"/>
+        <w:pStyle w:val="912"/>
         <w:numPr>
           <w:ilvl w:val="0"/>
           <w:numId w:val="3"/>
@@ -210,10 +255,17 @@
           <w14:ligatures w14:val="none"/>
         </w:rPr>
       </w:r>
+      <w:r>
+        <w:rPr>
+          <w:highlight w:val="none"/>
+          <w:lang w:val="fr-FR"/>
+          <w14:ligatures w14:val="none"/>
+        </w:rPr>
+      </w:r>
     </w:p>
     <w:p>
       <w:pPr>
-        <w:pStyle w:val="910"/>
+        <w:pStyle w:val="912"/>
         <w:numPr>
           <w:ilvl w:val="0"/>
           <w:numId w:val="3"/>
@@ -241,6 +293,13 @@
           <w14:ligatures w14:val="none"/>
         </w:rPr>
       </w:r>
+      <w:r>
+        <w:rPr>
+          <w:highlight w:val="none"/>
+          <w:lang w:val="fr-FR"/>
+          <w14:ligatures w14:val="none"/>
+        </w:rPr>
+      </w:r>
     </w:p>
     <w:p>
       <w:pPr>
@@ -267,10 +326,17 @@
           <w14:ligatures w14:val="none"/>
         </w:rPr>
       </w:r>
+      <w:r>
+        <w:rPr>
+          <w:highlight w:val="none"/>
+          <w:lang w:val="fr-FR"/>
+          <w14:ligatures w14:val="none"/>
+        </w:rPr>
+      </w:r>
     </w:p>
     <w:p>
       <w:pPr>
-        <w:pStyle w:val="910"/>
+        <w:pStyle w:val="912"/>
         <w:numPr>
           <w:ilvl w:val="0"/>
           <w:numId w:val="4"/>
@@ -298,10 +364,17 @@
           <w14:ligatures w14:val="none"/>
         </w:rPr>
       </w:r>
+      <w:r>
+        <w:rPr>
+          <w:highlight w:val="none"/>
+          <w:lang w:val="fr-FR"/>
+          <w14:ligatures w14:val="none"/>
+        </w:rPr>
+      </w:r>
     </w:p>
     <w:p>
       <w:pPr>
-        <w:pStyle w:val="910"/>
+        <w:pStyle w:val="912"/>
         <w:numPr>
           <w:ilvl w:val="0"/>
           <w:numId w:val="4"/>
@@ -329,6 +402,13 @@
           <w14:ligatures w14:val="none"/>
         </w:rPr>
       </w:r>
+      <w:r>
+        <w:rPr>
+          <w:highlight w:val="none"/>
+          <w:lang w:val="fr-FR"/>
+          <w14:ligatures w14:val="none"/>
+        </w:rPr>
+      </w:r>
     </w:p>
     <w:p>
       <w:pPr>
@@ -351,10 +431,15 @@
           <w:highlight w:val="none"/>
         </w:rPr>
       </w:r>
+      <w:r>
+        <w:rPr>
+          <w:highlight w:val="none"/>
+        </w:rPr>
+      </w:r>
     </w:p>
     <w:p>
       <w:pPr>
-        <w:pStyle w:val="910"/>
+        <w:pStyle w:val="912"/>
         <w:numPr>
           <w:ilvl w:val="0"/>
           <w:numId w:val="5"/>
@@ -381,7 +466,7 @@
     </w:p>
     <w:p>
       <w:pPr>
-        <w:pStyle w:val="848"/>
+        <w:pStyle w:val="850"/>
         <w:pBdr/>
         <w:spacing/>
         <w:ind/>
@@ -420,10 +505,17 @@
           <w14:ligatures w14:val="none"/>
         </w:rPr>
       </w:r>
+      <w:r>
+        <w:rPr>
+          <w:highlight w:val="none"/>
+          <w:lang w:val="fr-FR"/>
+          <w14:ligatures w14:val="none"/>
+        </w:rPr>
+      </w:r>
     </w:p>
     <w:p>
       <w:pPr>
-        <w:pStyle w:val="910"/>
+        <w:pStyle w:val="912"/>
         <w:numPr>
           <w:ilvl w:val="0"/>
           <w:numId w:val="8"/>
@@ -444,7 +536,7 @@
     </w:p>
     <w:p>
       <w:pPr>
-        <w:pStyle w:val="910"/>
+        <w:pStyle w:val="912"/>
         <w:numPr>
           <w:ilvl w:val="0"/>
           <w:numId w:val="8"/>
@@ -465,7 +557,7 @@
     </w:p>
     <w:p>
       <w:pPr>
-        <w:pStyle w:val="910"/>
+        <w:pStyle w:val="912"/>
         <w:numPr>
           <w:ilvl w:val="0"/>
           <w:numId w:val="8"/>
@@ -486,7 +578,7 @@
     </w:p>
     <w:p>
       <w:pPr>
-        <w:pStyle w:val="848"/>
+        <w:pStyle w:val="850"/>
         <w:pBdr/>
         <w:spacing/>
         <w:ind/>
@@ -503,7 +595,7 @@
     </w:p>
     <w:p>
       <w:pPr>
-        <w:pStyle w:val="910"/>
+        <w:pStyle w:val="912"/>
         <w:numPr>
           <w:ilvl w:val="0"/>
           <w:numId w:val="9"/>
@@ -524,7 +616,7 @@
     </w:p>
     <w:p>
       <w:pPr>
-        <w:pStyle w:val="910"/>
+        <w:pStyle w:val="912"/>
         <w:numPr>
           <w:ilvl w:val="0"/>
           <w:numId w:val="9"/>
@@ -545,7 +637,7 @@
     </w:p>
     <w:p>
       <w:pPr>
-        <w:pStyle w:val="910"/>
+        <w:pStyle w:val="912"/>
         <w:numPr>
           <w:ilvl w:val="0"/>
           <w:numId w:val="9"/>
@@ -573,7 +665,7 @@
     </w:p>
     <w:p>
       <w:pPr>
-        <w:pStyle w:val="910"/>
+        <w:pStyle w:val="912"/>
         <w:numPr>
           <w:ilvl w:val="0"/>
           <w:numId w:val="9"/>
@@ -624,10 +716,17 @@
           <w14:ligatures w14:val="none"/>
         </w:rPr>
       </w:r>
+      <w:r>
+        <w:rPr>
+          <w:highlight w:val="none"/>
+          <w:lang w:val="fr-FR"/>
+          <w14:ligatures w14:val="none"/>
+        </w:rPr>
+      </w:r>
     </w:p>
     <w:p>
       <w:pPr>
-        <w:pStyle w:val="910"/>
+        <w:pStyle w:val="912"/>
         <w:numPr>
           <w:ilvl w:val="0"/>
           <w:numId w:val="10"/>
@@ -655,7 +754,7 @@
     </w:p>
     <w:p>
       <w:pPr>
-        <w:pStyle w:val="910"/>
+        <w:pStyle w:val="912"/>
         <w:numPr>
           <w:ilvl w:val="0"/>
           <w:numId w:val="10"/>
@@ -676,7 +775,7 @@
     </w:p>
     <w:p>
       <w:pPr>
-        <w:pStyle w:val="910"/>
+        <w:pStyle w:val="912"/>
         <w:numPr>
           <w:ilvl w:val="0"/>
           <w:numId w:val="10"/>
@@ -697,7 +796,7 @@
     </w:p>
     <w:p>
       <w:pPr>
-        <w:pStyle w:val="910"/>
+        <w:pStyle w:val="912"/>
         <w:numPr>
           <w:ilvl w:val="0"/>
           <w:numId w:val="10"/>
@@ -718,7 +817,7 @@
     </w:p>
     <w:p>
       <w:pPr>
-        <w:pStyle w:val="910"/>
+        <w:pStyle w:val="912"/>
         <w:numPr>
           <w:ilvl w:val="0"/>
           <w:numId w:val="10"/>
@@ -739,7 +838,7 @@
     </w:p>
     <w:p>
       <w:pPr>
-        <w:pStyle w:val="848"/>
+        <w:pStyle w:val="850"/>
         <w:pBdr/>
         <w:spacing/>
         <w:ind/>
@@ -781,7 +880,7 @@
       <w:r>
         <w:rPr>
           <w:highlight w:val="none"/>
-          <w:lang w:val="fr-FR"/>
+          <w14:ligatures w14:val="none"/>
         </w:rPr>
       </w:r>
       <w:r>
@@ -813,6 +912,7 @@
         <w:rPr>
           <w:highlight w:val="none"/>
           <w:lang w:val="fr-FR"/>
+          <w14:ligatures w14:val="none"/>
         </w:rPr>
       </w:r>
       <w:r>
@@ -845,6 +945,7 @@
         <w:rPr>
           <w:highlight w:val="none"/>
           <w:lang w:val="fr-FR"/>
+          <w14:ligatures w14:val="none"/>
         </w:rPr>
       </w:r>
       <w:r>
@@ -872,6 +973,13 @@
           <w:lang w:val="fr-FR"/>
         </w:rPr>
         <w:t xml:space="preserve">RG 4 : Un professeur peut enseigner dans un ou plusieurs cours avec une ou plusieurs matières.</w:t>
+      </w:r>
+      <w:r>
+        <w:rPr>
+          <w:highlight w:val="none"/>
+          <w:lang w:val="fr-FR"/>
+          <w14:ligatures w14:val="none"/>
+        </w:rPr>
       </w:r>
       <w:r>
         <w:rPr>
@@ -913,6 +1021,13 @@
           <w14:ligatures w14:val="none"/>
         </w:rPr>
       </w:r>
+      <w:r>
+        <w:rPr>
+          <w:highlight w:val="none"/>
+          <w:lang w:val="fr-FR"/>
+          <w14:ligatures w14:val="none"/>
+        </w:rPr>
+      </w:r>
     </w:p>
     <w:p>
       <w:pPr>
@@ -939,6 +1054,13 @@
           <w14:ligatures w14:val="none"/>
         </w:rPr>
       </w:r>
+      <w:r>
+        <w:rPr>
+          <w:highlight w:val="none"/>
+          <w:lang w:val="fr-FR"/>
+          <w14:ligatures w14:val="none"/>
+        </w:rPr>
+      </w:r>
     </w:p>
     <w:p>
       <w:pPr>
@@ -957,6 +1079,13 @@
           <w:lang w:val="fr-FR"/>
         </w:rPr>
         <w:t xml:space="preserve">RG 7 : Une matière peut faire l’objet de plusieurs cours.</w:t>
+      </w:r>
+      <w:r>
+        <w:rPr>
+          <w:highlight w:val="none"/>
+          <w:lang w:val="fr-FR"/>
+          <w14:ligatures w14:val="none"/>
+        </w:rPr>
       </w:r>
       <w:r>
         <w:rPr>
@@ -998,6 +1127,13 @@
           <w14:ligatures w14:val="none"/>
         </w:rPr>
       </w:r>
+      <w:r>
+        <w:rPr>
+          <w:highlight w:val="none"/>
+          <w:lang w:val="fr-FR"/>
+          <w14:ligatures w14:val="none"/>
+        </w:rPr>
+      </w:r>
     </w:p>
     <w:p>
       <w:pPr>
@@ -1027,6 +1163,11 @@
           <w:highlight w:val="none"/>
         </w:rPr>
       </w:r>
+      <w:r>
+        <w:rPr>
+          <w:highlight w:val="none"/>
+        </w:rPr>
+      </w:r>
     </w:p>
     <w:p>
       <w:pPr>
@@ -1051,10 +1192,16 @@
           <w:lang w:val="fr-FR"/>
         </w:rPr>
       </w:r>
+      <w:r>
+        <w:rPr>
+          <w:highlight w:val="none"/>
+          <w:lang w:val="fr-FR"/>
+        </w:rPr>
+      </w:r>
     </w:p>
     <w:p>
       <w:pPr>
-        <w:pStyle w:val="848"/>
+        <w:pStyle w:val="850"/>
         <w:pBdr/>
         <w:spacing/>
         <w:ind/>
@@ -1076,10 +1223,16 @@
           <w:lang w:val="fr-FR"/>
         </w:rPr>
       </w:r>
+      <w:r>
+        <w:rPr>
+          <w:highlight w:val="none"/>
+          <w:lang w:val="fr-FR"/>
+        </w:rPr>
+      </w:r>
     </w:p>
     <w:p>
       <w:pPr>
-        <w:pStyle w:val="910"/>
+        <w:pStyle w:val="912"/>
         <w:numPr>
           <w:ilvl w:val="0"/>
           <w:numId w:val="11"/>
@@ -1103,10 +1256,15 @@
           <w:lang w:val="fr-FR"/>
         </w:rPr>
       </w:r>
+      <w:r>
+        <w:rPr>
+          <w:lang w:val="fr-FR"/>
+        </w:rPr>
+      </w:r>
     </w:p>
     <w:p>
       <w:pPr>
-        <w:pStyle w:val="910"/>
+        <w:pStyle w:val="912"/>
         <w:numPr>
           <w:ilvl w:val="0"/>
           <w:numId w:val="11"/>
@@ -1130,10 +1288,15 @@
           <w:lang w:val="fr-FR"/>
         </w:rPr>
       </w:r>
+      <w:r>
+        <w:rPr>
+          <w:lang w:val="fr-FR"/>
+        </w:rPr>
+      </w:r>
     </w:p>
     <w:p>
       <w:pPr>
-        <w:pStyle w:val="910"/>
+        <w:pStyle w:val="912"/>
         <w:numPr>
           <w:ilvl w:val="0"/>
           <w:numId w:val="11"/>
@@ -1157,10 +1320,15 @@
           <w:lang w:val="fr-FR"/>
         </w:rPr>
       </w:r>
+      <w:r>
+        <w:rPr>
+          <w:lang w:val="fr-FR"/>
+        </w:rPr>
+      </w:r>
     </w:p>
     <w:p>
       <w:pPr>
-        <w:pStyle w:val="910"/>
+        <w:pStyle w:val="912"/>
         <w:numPr>
           <w:ilvl w:val="0"/>
           <w:numId w:val="11"/>
@@ -1184,10 +1352,15 @@
           <w:lang w:val="fr-FR"/>
         </w:rPr>
       </w:r>
+      <w:r>
+        <w:rPr>
+          <w:lang w:val="fr-FR"/>
+        </w:rPr>
+      </w:r>
     </w:p>
     <w:p>
       <w:pPr>
-        <w:pStyle w:val="910"/>
+        <w:pStyle w:val="912"/>
         <w:numPr>
           <w:ilvl w:val="0"/>
           <w:numId w:val="11"/>
@@ -1208,24 +1381,14 @@
       </w:r>
       <w:r>
         <w:rPr>
-          <w:highlight w:val="none"/>
-          <w:lang w:val="fr-FR" w:bidi="fr-FR"/>
+          <w:lang w:val="fr-FR"/>
         </w:rPr>
       </w:r>
       <w:r>
         <w:rPr>
-          <w:highlight w:val="none"/>
-          <w:lang w:val="fr-FR" w:bidi="fr-FR"/>
+          <w:lang w:val="fr-FR"/>
         </w:rPr>
       </w:r>
-    </w:p>
-    <w:p>
-      <w:pPr>
-        <w:pBdr/>
-        <w:spacing/>
-        <w:ind/>
-        <w:rPr/>
-      </w:pPr>
       <w:r>
         <w:rPr>
           <w:highlight w:val="none"/>
@@ -1233,6 +1396,11 @@
         </w:rPr>
       </w:r>
       <w:r/>
+      <w:r>
+        <w:rPr>
+          <w:lang w:val="fr-FR"/>
+        </w:rPr>
+      </w:r>
     </w:p>
     <w:sectPr>
       <w:footnotePr/>
@@ -2043,7 +2211,7 @@
         <w:spacing/>
         <w:ind w:hanging="360" w:left="709"/>
       </w:pPr>
-      <w:pStyle w:val="848"/>
+      <w:pStyle w:val="850"/>
       <w:rPr/>
       <w:start w:val="1"/>
       <w:suff w:val="tab"/>
@@ -2173,7 +2341,7 @@
         <w:spacing/>
         <w:ind w:hanging="360" w:left="709"/>
       </w:pPr>
-      <w:pStyle w:val="848"/>
+      <w:pStyle w:val="850"/>
       <w:rPr/>
       <w:start w:val="1"/>
       <w:suff w:val="tab"/>
@@ -3073,9 +3241,9 @@
     <w:lsdException w:name="Bibliography" w:uiPriority="37"/>
     <w:lsdException w:name="TOC Heading" w:uiPriority="39" w:qFormat="1"/>
   </w:latentStyles>
-  <w:style w:type="table" w:styleId="721">
+  <w:style w:type="table" w:styleId="723">
     <w:name w:val="Table Grid"/>
-    <w:basedOn w:val="907"/>
+    <w:basedOn w:val="909"/>
     <w:uiPriority w:val="59"/>
     <w:pPr>
       <w:pBdr/>
@@ -3272,9 +3440,9 @@
       </w:tcPr>
     </w:tblStylePr>
   </w:style>
-  <w:style w:type="table" w:styleId="722">
+  <w:style w:type="table" w:styleId="724">
     <w:name w:val="Table Grid Light"/>
-    <w:basedOn w:val="907"/>
+    <w:basedOn w:val="909"/>
     <w:uiPriority w:val="59"/>
     <w:pPr>
       <w:pBdr/>
@@ -3471,9 +3639,9 @@
       </w:tcPr>
     </w:tblStylePr>
   </w:style>
-  <w:style w:type="table" w:styleId="723">
+  <w:style w:type="table" w:styleId="725">
     <w:name w:val="Plain Table 1"/>
-    <w:basedOn w:val="907"/>
+    <w:basedOn w:val="909"/>
     <w:uiPriority w:val="59"/>
     <w:pPr>
       <w:pBdr/>
@@ -3696,9 +3864,9 @@
       </w:tcPr>
     </w:tblStylePr>
   </w:style>
-  <w:style w:type="table" w:styleId="724">
+  <w:style w:type="table" w:styleId="726">
     <w:name w:val="Plain Table 2"/>
-    <w:basedOn w:val="907"/>
+    <w:basedOn w:val="909"/>
     <w:uiPriority w:val="59"/>
     <w:pPr>
       <w:pBdr/>
@@ -3929,9 +4097,9 @@
       </w:tcPr>
     </w:tblStylePr>
   </w:style>
-  <w:style w:type="table" w:styleId="725">
+  <w:style w:type="table" w:styleId="727">
     <w:name w:val="Plain Table 3"/>
-    <w:basedOn w:val="907"/>
+    <w:basedOn w:val="909"/>
     <w:uiPriority w:val="99"/>
     <w:pPr>
       <w:pBdr/>
@@ -4159,9 +4327,9 @@
       </w:tcPr>
     </w:tblStylePr>
   </w:style>
-  <w:style w:type="table" w:styleId="726">
+  <w:style w:type="table" w:styleId="728">
     <w:name w:val="Plain Table 4"/>
-    <w:basedOn w:val="907"/>
+    <w:basedOn w:val="909"/>
     <w:uiPriority w:val="99"/>
     <w:pPr>
       <w:pBdr/>
@@ -4375,9 +4543,9 @@
       </w:tcPr>
     </w:tblStylePr>
   </w:style>
-  <w:style w:type="table" w:styleId="727">
+  <w:style w:type="table" w:styleId="729">
     <w:name w:val="Plain Table 5"/>
-    <w:basedOn w:val="907"/>
+    <w:basedOn w:val="909"/>
     <w:uiPriority w:val="99"/>
     <w:pPr>
       <w:pBdr/>
@@ -4608,9 +4776,9 @@
       </w:tcPr>
     </w:tblStylePr>
   </w:style>
-  <w:style w:type="table" w:styleId="728">
+  <w:style w:type="table" w:styleId="730">
     <w:name w:val="Grid Table 1 Light"/>
-    <w:basedOn w:val="907"/>
+    <w:basedOn w:val="909"/>
     <w:uiPriority w:val="99"/>
     <w:pPr>
       <w:pBdr/>
@@ -4831,9 +4999,9 @@
       </w:tcPr>
     </w:tblStylePr>
   </w:style>
-  <w:style w:type="table" w:styleId="729">
+  <w:style w:type="table" w:styleId="731">
     <w:name w:val="Grid Table 1 Light - Accent 1"/>
-    <w:basedOn w:val="907"/>
+    <w:basedOn w:val="909"/>
     <w:uiPriority w:val="99"/>
     <w:pPr>
       <w:pBdr/>
@@ -5054,9 +5222,9 @@
       </w:tcPr>
     </w:tblStylePr>
   </w:style>
-  <w:style w:type="table" w:styleId="730">
+  <w:style w:type="table" w:styleId="732">
     <w:name w:val="Grid Table 1 Light - Accent 2"/>
-    <w:basedOn w:val="907"/>
+    <w:basedOn w:val="909"/>
     <w:uiPriority w:val="99"/>
     <w:pPr>
       <w:pBdr/>
@@ -5277,9 +5445,9 @@
       </w:tcPr>
     </w:tblStylePr>
   </w:style>
-  <w:style w:type="table" w:styleId="731">
+  <w:style w:type="table" w:styleId="733">
     <w:name w:val="Grid Table 1 Light - Accent 3"/>
-    <w:basedOn w:val="907"/>
+    <w:basedOn w:val="909"/>
     <w:uiPriority w:val="99"/>
     <w:pPr>
       <w:pBdr/>
@@ -5500,9 +5668,9 @@
       </w:tcPr>
     </w:tblStylePr>
   </w:style>
-  <w:style w:type="table" w:styleId="732">
+  <w:style w:type="table" w:styleId="734">
     <w:name w:val="Grid Table 1 Light - Accent 4"/>
-    <w:basedOn w:val="907"/>
+    <w:basedOn w:val="909"/>
     <w:uiPriority w:val="99"/>
     <w:pPr>
       <w:pBdr/>
@@ -5723,9 +5891,9 @@
       </w:tcPr>
     </w:tblStylePr>
   </w:style>
-  <w:style w:type="table" w:styleId="733">
+  <w:style w:type="table" w:styleId="735">
     <w:name w:val="Grid Table 1 Light - Accent 5"/>
-    <w:basedOn w:val="907"/>
+    <w:basedOn w:val="909"/>
     <w:uiPriority w:val="99"/>
     <w:pPr>
       <w:pBdr/>
@@ -5946,9 +6114,9 @@
       </w:tcPr>
     </w:tblStylePr>
   </w:style>
-  <w:style w:type="table" w:styleId="734">
+  <w:style w:type="table" w:styleId="736">
     <w:name w:val="Grid Table 1 Light - Accent 6"/>
-    <w:basedOn w:val="907"/>
+    <w:basedOn w:val="909"/>
     <w:uiPriority w:val="99"/>
     <w:pPr>
       <w:pBdr/>
@@ -6169,9 +6337,9 @@
       </w:tcPr>
     </w:tblStylePr>
   </w:style>
-  <w:style w:type="table" w:styleId="735">
+  <w:style w:type="table" w:styleId="737">
     <w:name w:val="Grid Table 2"/>
-    <w:basedOn w:val="907"/>
+    <w:basedOn w:val="909"/>
     <w:uiPriority w:val="99"/>
     <w:pPr>
       <w:pBdr/>
@@ -6401,9 +6569,9 @@
       </w:tcPr>
     </w:tblStylePr>
   </w:style>
-  <w:style w:type="table" w:styleId="736">
+  <w:style w:type="table" w:styleId="738">
     <w:name w:val="Grid Table 2 - Accent 1"/>
-    <w:basedOn w:val="907"/>
+    <w:basedOn w:val="909"/>
     <w:uiPriority w:val="99"/>
     <w:pPr>
       <w:pBdr/>
@@ -6633,9 +6801,9 @@
       </w:tcPr>
     </w:tblStylePr>
   </w:style>
-  <w:style w:type="table" w:styleId="737">
+  <w:style w:type="table" w:styleId="739">
     <w:name w:val="Grid Table 2 - Accent 2"/>
-    <w:basedOn w:val="907"/>
+    <w:basedOn w:val="909"/>
     <w:uiPriority w:val="99"/>
     <w:pPr>
       <w:pBdr/>
@@ -6865,9 +7033,9 @@
       </w:tcPr>
     </w:tblStylePr>
   </w:style>
-  <w:style w:type="table" w:styleId="738">
+  <w:style w:type="table" w:styleId="740">
     <w:name w:val="Grid Table 2 - Accent 3"/>
-    <w:basedOn w:val="907"/>
+    <w:basedOn w:val="909"/>
     <w:uiPriority w:val="99"/>
     <w:pPr>
       <w:pBdr/>
@@ -7097,9 +7265,9 @@
       </w:tcPr>
     </w:tblStylePr>
   </w:style>
-  <w:style w:type="table" w:styleId="739">
+  <w:style w:type="table" w:styleId="741">
     <w:name w:val="Grid Table 2 - Accent 4"/>
-    <w:basedOn w:val="907"/>
+    <w:basedOn w:val="909"/>
     <w:uiPriority w:val="99"/>
     <w:pPr>
       <w:pBdr/>
@@ -7329,9 +7497,9 @@
       </w:tcPr>
     </w:tblStylePr>
   </w:style>
-  <w:style w:type="table" w:styleId="740">
+  <w:style w:type="table" w:styleId="742">
     <w:name w:val="Grid Table 2 - Accent 5"/>
-    <w:basedOn w:val="907"/>
+    <w:basedOn w:val="909"/>
     <w:uiPriority w:val="99"/>
     <w:pPr>
       <w:pBdr/>
@@ -7561,9 +7729,9 @@
       </w:tcPr>
     </w:tblStylePr>
   </w:style>
-  <w:style w:type="table" w:styleId="741">
+  <w:style w:type="table" w:styleId="743">
     <w:name w:val="Grid Table 2 - Accent 6"/>
-    <w:basedOn w:val="907"/>
+    <w:basedOn w:val="909"/>
     <w:uiPriority w:val="99"/>
     <w:pPr>
       <w:pBdr/>
@@ -7793,9 +7961,9 @@
       </w:tcPr>
     </w:tblStylePr>
   </w:style>
-  <w:style w:type="table" w:styleId="742">
+  <w:style w:type="table" w:styleId="744">
     <w:name w:val="Grid Table 3"/>
-    <w:basedOn w:val="907"/>
+    <w:basedOn w:val="909"/>
     <w:uiPriority w:val="99"/>
     <w:pPr>
       <w:pBdr/>
@@ -8038,9 +8206,9 @@
       </w:tcPr>
     </w:tblStylePr>
   </w:style>
-  <w:style w:type="table" w:styleId="743">
+  <w:style w:type="table" w:styleId="745">
     <w:name w:val="Grid Table 3 - Accent 1"/>
-    <w:basedOn w:val="907"/>
+    <w:basedOn w:val="909"/>
     <w:uiPriority w:val="99"/>
     <w:pPr>
       <w:pBdr/>
@@ -8283,9 +8451,9 @@
       </w:tcPr>
     </w:tblStylePr>
   </w:style>
-  <w:style w:type="table" w:styleId="744">
+  <w:style w:type="table" w:styleId="746">
     <w:name w:val="Grid Table 3 - Accent 2"/>
-    <w:basedOn w:val="907"/>
+    <w:basedOn w:val="909"/>
     <w:uiPriority w:val="99"/>
     <w:pPr>
       <w:pBdr/>
@@ -8528,9 +8696,9 @@
       </w:tcPr>
     </w:tblStylePr>
   </w:style>
-  <w:style w:type="table" w:styleId="745">
+  <w:style w:type="table" w:styleId="747">
     <w:name w:val="Grid Table 3 - Accent 3"/>
-    <w:basedOn w:val="907"/>
+    <w:basedOn w:val="909"/>
     <w:uiPriority w:val="99"/>
     <w:pPr>
       <w:pBdr/>
@@ -8773,9 +8941,9 @@
       </w:tcPr>
     </w:tblStylePr>
   </w:style>
-  <w:style w:type="table" w:styleId="746">
+  <w:style w:type="table" w:styleId="748">
     <w:name w:val="Grid Table 3 - Accent 4"/>
-    <w:basedOn w:val="907"/>
+    <w:basedOn w:val="909"/>
     <w:uiPriority w:val="99"/>
     <w:pPr>
       <w:pBdr/>
@@ -9018,9 +9186,9 @@
       </w:tcPr>
     </w:tblStylePr>
   </w:style>
-  <w:style w:type="table" w:styleId="747">
+  <w:style w:type="table" w:styleId="749">
     <w:name w:val="Grid Table 3 - Accent 5"/>
-    <w:basedOn w:val="907"/>
+    <w:basedOn w:val="909"/>
     <w:uiPriority w:val="99"/>
     <w:pPr>
       <w:pBdr/>
@@ -9263,9 +9431,9 @@
       </w:tcPr>
     </w:tblStylePr>
   </w:style>
-  <w:style w:type="table" w:styleId="748">
+  <w:style w:type="table" w:styleId="750">
     <w:name w:val="Grid Table 3 - Accent 6"/>
-    <w:basedOn w:val="907"/>
+    <w:basedOn w:val="909"/>
     <w:uiPriority w:val="99"/>
     <w:pPr>
       <w:pBdr/>
@@ -9508,9 +9676,9 @@
       </w:tcPr>
     </w:tblStylePr>
   </w:style>
-  <w:style w:type="table" w:styleId="749">
+  <w:style w:type="table" w:styleId="751">
     <w:name w:val="Grid Table 4"/>
-    <w:basedOn w:val="907"/>
+    <w:basedOn w:val="909"/>
     <w:uiPriority w:val="59"/>
     <w:pPr>
       <w:pBdr/>
@@ -9741,9 +9909,9 @@
       </w:tcPr>
     </w:tblStylePr>
   </w:style>
-  <w:style w:type="table" w:styleId="750">
+  <w:style w:type="table" w:styleId="752">
     <w:name w:val="Grid Table 4 - Accent 1"/>
-    <w:basedOn w:val="907"/>
+    <w:basedOn w:val="909"/>
     <w:uiPriority w:val="59"/>
     <w:pPr>
       <w:pBdr/>
@@ -9974,9 +10142,9 @@
       </w:tcPr>
     </w:tblStylePr>
   </w:style>
-  <w:style w:type="table" w:styleId="751">
+  <w:style w:type="table" w:styleId="753">
     <w:name w:val="Grid Table 4 - Accent 2"/>
-    <w:basedOn w:val="907"/>
+    <w:basedOn w:val="909"/>
     <w:uiPriority w:val="59"/>
     <w:pPr>
       <w:pBdr/>
@@ -10207,9 +10375,9 @@
       </w:tcPr>
     </w:tblStylePr>
   </w:style>
-  <w:style w:type="table" w:styleId="752">
+  <w:style w:type="table" w:styleId="754">
     <w:name w:val="Grid Table 4 - Accent 3"/>
-    <w:basedOn w:val="907"/>
+    <w:basedOn w:val="909"/>
     <w:uiPriority w:val="59"/>
     <w:pPr>
       <w:pBdr/>
@@ -10440,9 +10608,9 @@
       </w:tcPr>
     </w:tblStylePr>
   </w:style>
-  <w:style w:type="table" w:styleId="753">
+  <w:style w:type="table" w:styleId="755">
     <w:name w:val="Grid Table 4 - Accent 4"/>
-    <w:basedOn w:val="907"/>
+    <w:basedOn w:val="909"/>
     <w:uiPriority w:val="59"/>
     <w:pPr>
       <w:pBdr/>
@@ -10673,9 +10841,9 @@
       </w:tcPr>
     </w:tblStylePr>
   </w:style>
-  <w:style w:type="table" w:styleId="754">
+  <w:style w:type="table" w:styleId="756">
     <w:name w:val="Grid Table 4 - Accent 5"/>
-    <w:basedOn w:val="907"/>
+    <w:basedOn w:val="909"/>
     <w:uiPriority w:val="59"/>
     <w:pPr>
       <w:pBdr/>
@@ -10906,9 +11074,9 @@
       </w:tcPr>
     </w:tblStylePr>
   </w:style>
-  <w:style w:type="table" w:styleId="755">
+  <w:style w:type="table" w:styleId="757">
     <w:name w:val="Grid Table 4 - Accent 6"/>
-    <w:basedOn w:val="907"/>
+    <w:basedOn w:val="909"/>
     <w:uiPriority w:val="59"/>
     <w:pPr>
       <w:pBdr/>
@@ -11139,9 +11307,9 @@
       </w:tcPr>
     </w:tblStylePr>
   </w:style>
-  <w:style w:type="table" w:styleId="756">
+  <w:style w:type="table" w:styleId="758">
     <w:name w:val="Grid Table 5 Dark"/>
-    <w:basedOn w:val="907"/>
+    <w:basedOn w:val="909"/>
     <w:uiPriority w:val="99"/>
     <w:pPr>
       <w:pBdr/>
@@ -11367,9 +11535,9 @@
       </w:tcPr>
     </w:tblStylePr>
   </w:style>
-  <w:style w:type="table" w:styleId="757">
+  <w:style w:type="table" w:styleId="759">
     <w:name w:val="Grid Table 5 Dark- Accent 1"/>
-    <w:basedOn w:val="907"/>
+    <w:basedOn w:val="909"/>
     <w:uiPriority w:val="99"/>
     <w:pPr>
       <w:pBdr/>
@@ -11595,9 +11763,9 @@
       </w:tcPr>
     </w:tblStylePr>
   </w:style>
-  <w:style w:type="table" w:styleId="758">
+  <w:style w:type="table" w:styleId="760">
     <w:name w:val="Grid Table 5 Dark - Accent 2"/>
-    <w:basedOn w:val="907"/>
+    <w:basedOn w:val="909"/>
     <w:uiPriority w:val="99"/>
     <w:pPr>
       <w:pBdr/>
@@ -11823,9 +11991,9 @@
       </w:tcPr>
     </w:tblStylePr>
   </w:style>
-  <w:style w:type="table" w:styleId="759">
+  <w:style w:type="table" w:styleId="761">
     <w:name w:val="Grid Table 5 Dark - Accent 3"/>
-    <w:basedOn w:val="907"/>
+    <w:basedOn w:val="909"/>
     <w:uiPriority w:val="99"/>
     <w:pPr>
       <w:pBdr/>
@@ -12051,9 +12219,9 @@
       </w:tcPr>
     </w:tblStylePr>
   </w:style>
-  <w:style w:type="table" w:styleId="760">
+  <w:style w:type="table" w:styleId="762">
     <w:name w:val="Grid Table 5 Dark- Accent 4"/>
-    <w:basedOn w:val="907"/>
+    <w:basedOn w:val="909"/>
     <w:uiPriority w:val="99"/>
     <w:pPr>
       <w:pBdr/>
@@ -12279,9 +12447,9 @@
       </w:tcPr>
     </w:tblStylePr>
   </w:style>
-  <w:style w:type="table" w:styleId="761">
+  <w:style w:type="table" w:styleId="763">
     <w:name w:val="Grid Table 5 Dark - Accent 5"/>
-    <w:basedOn w:val="907"/>
+    <w:basedOn w:val="909"/>
     <w:uiPriority w:val="99"/>
     <w:pPr>
       <w:pBdr/>
@@ -12507,9 +12675,9 @@
       </w:tcPr>
     </w:tblStylePr>
   </w:style>
-  <w:style w:type="table" w:styleId="762">
+  <w:style w:type="table" w:styleId="764">
     <w:name w:val="Grid Table 5 Dark - Accent 6"/>
-    <w:basedOn w:val="907"/>
+    <w:basedOn w:val="909"/>
     <w:uiPriority w:val="99"/>
     <w:pPr>
       <w:pBdr/>
@@ -12735,9 +12903,9 @@
       </w:tcPr>
     </w:tblStylePr>
   </w:style>
-  <w:style w:type="table" w:styleId="763">
+  <w:style w:type="table" w:styleId="765">
     <w:name w:val="Grid Table 6 Colorful"/>
-    <w:basedOn w:val="907"/>
+    <w:basedOn w:val="909"/>
     <w:uiPriority w:val="99"/>
     <w:pPr>
       <w:pBdr/>
@@ -12965,9 +13133,9 @@
       </w:tcPr>
     </w:tblStylePr>
   </w:style>
-  <w:style w:type="table" w:styleId="764">
+  <w:style w:type="table" w:styleId="766">
     <w:name w:val="Grid Table 6 Colorful - Accent 1"/>
-    <w:basedOn w:val="907"/>
+    <w:basedOn w:val="909"/>
     <w:uiPriority w:val="99"/>
     <w:pPr>
       <w:pBdr/>
@@ -13195,9 +13363,9 @@
       </w:tcPr>
     </w:tblStylePr>
   </w:style>
-  <w:style w:type="table" w:styleId="765">
+  <w:style w:type="table" w:styleId="767">
     <w:name w:val="Grid Table 6 Colorful - Accent 2"/>
-    <w:basedOn w:val="907"/>
+    <w:basedOn w:val="909"/>
     <w:uiPriority w:val="99"/>
     <w:pPr>
       <w:pBdr/>
@@ -13425,9 +13593,9 @@
       </w:tcPr>
     </w:tblStylePr>
   </w:style>
-  <w:style w:type="table" w:styleId="766">
+  <w:style w:type="table" w:styleId="768">
     <w:name w:val="Grid Table 6 Colorful - Accent 3"/>
-    <w:basedOn w:val="907"/>
+    <w:basedOn w:val="909"/>
     <w:uiPriority w:val="99"/>
     <w:pPr>
       <w:pBdr/>
@@ -13655,9 +13823,9 @@
       </w:tcPr>
     </w:tblStylePr>
   </w:style>
-  <w:style w:type="table" w:styleId="767">
+  <w:style w:type="table" w:styleId="769">
     <w:name w:val="Grid Table 6 Colorful - Accent 4"/>
-    <w:basedOn w:val="907"/>
+    <w:basedOn w:val="909"/>
     <w:uiPriority w:val="99"/>
     <w:pPr>
       <w:pBdr/>
@@ -13885,9 +14053,9 @@
       </w:tcPr>
     </w:tblStylePr>
   </w:style>
-  <w:style w:type="table" w:styleId="768">
+  <w:style w:type="table" w:styleId="770">
     <w:name w:val="Grid Table 6 Colorful - Accent 5"/>
-    <w:basedOn w:val="907"/>
+    <w:basedOn w:val="909"/>
     <w:uiPriority w:val="99"/>
     <w:pPr>
       <w:pBdr/>
@@ -14115,9 +14283,9 @@
       </w:tcPr>
     </w:tblStylePr>
   </w:style>
-  <w:style w:type="table" w:styleId="769">
+  <w:style w:type="table" w:styleId="771">
     <w:name w:val="Grid Table 6 Colorful - Accent 6"/>
-    <w:basedOn w:val="907"/>
+    <w:basedOn w:val="909"/>
     <w:uiPriority w:val="99"/>
     <w:pPr>
       <w:pBdr/>
@@ -14345,9 +14513,9 @@
       </w:tcPr>
     </w:tblStylePr>
   </w:style>
-  <w:style w:type="table" w:styleId="770">
+  <w:style w:type="table" w:styleId="772">
     <w:name w:val="Grid Table 7 Colorful"/>
-    <w:basedOn w:val="907"/>
+    <w:basedOn w:val="909"/>
     <w:uiPriority w:val="99"/>
     <w:pPr>
       <w:pBdr/>
@@ -14599,9 +14767,9 @@
       </w:tcPr>
     </w:tblStylePr>
   </w:style>
-  <w:style w:type="table" w:styleId="771">
+  <w:style w:type="table" w:styleId="773">
     <w:name w:val="Grid Table 7 Colorful - Accent 1"/>
-    <w:basedOn w:val="907"/>
+    <w:basedOn w:val="909"/>
     <w:uiPriority w:val="99"/>
     <w:pPr>
       <w:pBdr/>
@@ -14853,9 +15021,9 @@
       </w:tcPr>
     </w:tblStylePr>
   </w:style>
-  <w:style w:type="table" w:styleId="772">
+  <w:style w:type="table" w:styleId="774">
     <w:name w:val="Grid Table 7 Colorful - Accent 2"/>
-    <w:basedOn w:val="907"/>
+    <w:basedOn w:val="909"/>
     <w:uiPriority w:val="99"/>
     <w:pPr>
       <w:pBdr/>
@@ -15107,9 +15275,9 @@
       </w:tcPr>
     </w:tblStylePr>
   </w:style>
-  <w:style w:type="table" w:styleId="773">
+  <w:style w:type="table" w:styleId="775">
     <w:name w:val="Grid Table 7 Colorful - Accent 3"/>
-    <w:basedOn w:val="907"/>
+    <w:basedOn w:val="909"/>
     <w:uiPriority w:val="99"/>
     <w:pPr>
       <w:pBdr/>
@@ -15361,9 +15529,9 @@
       </w:tcPr>
     </w:tblStylePr>
   </w:style>
-  <w:style w:type="table" w:styleId="774">
+  <w:style w:type="table" w:styleId="776">
     <w:name w:val="Grid Table 7 Colorful - Accent 4"/>
-    <w:basedOn w:val="907"/>
+    <w:basedOn w:val="909"/>
     <w:uiPriority w:val="99"/>
     <w:pPr>
       <w:pBdr/>
@@ -15615,9 +15783,9 @@
       </w:tcPr>
     </w:tblStylePr>
   </w:style>
-  <w:style w:type="table" w:styleId="775">
+  <w:style w:type="table" w:styleId="777">
     <w:name w:val="Grid Table 7 Colorful - Accent 5"/>
-    <w:basedOn w:val="907"/>
+    <w:basedOn w:val="909"/>
     <w:uiPriority w:val="99"/>
     <w:pPr>
       <w:pBdr/>
@@ -15869,9 +16037,9 @@
       </w:tcPr>
     </w:tblStylePr>
   </w:style>
-  <w:style w:type="table" w:styleId="776">
+  <w:style w:type="table" w:styleId="778">
     <w:name w:val="Grid Table 7 Colorful - Accent 6"/>
-    <w:basedOn w:val="907"/>
+    <w:basedOn w:val="909"/>
     <w:uiPriority w:val="99"/>
     <w:pPr>
       <w:pBdr/>
@@ -16123,9 +16291,9 @@
       </w:tcPr>
     </w:tblStylePr>
   </w:style>
-  <w:style w:type="table" w:styleId="777">
+  <w:style w:type="table" w:styleId="779">
     <w:name w:val="List Table 1 Light"/>
-    <w:basedOn w:val="907"/>
+    <w:basedOn w:val="909"/>
     <w:uiPriority w:val="99"/>
     <w:pPr>
       <w:pBdr/>
@@ -16339,9 +16507,9 @@
       </w:tcPr>
     </w:tblStylePr>
   </w:style>
-  <w:style w:type="table" w:styleId="778">
+  <w:style w:type="table" w:styleId="780">
     <w:name w:val="List Table 1 Light - Accent 1"/>
-    <w:basedOn w:val="907"/>
+    <w:basedOn w:val="909"/>
     <w:uiPriority w:val="99"/>
     <w:pPr>
       <w:pBdr/>
@@ -16555,9 +16723,9 @@
       </w:tcPr>
     </w:tblStylePr>
   </w:style>
-  <w:style w:type="table" w:styleId="779">
+  <w:style w:type="table" w:styleId="781">
     <w:name w:val="List Table 1 Light - Accent 2"/>
-    <w:basedOn w:val="907"/>
+    <w:basedOn w:val="909"/>
     <w:uiPriority w:val="99"/>
     <w:pPr>
       <w:pBdr/>
@@ -16771,9 +16939,9 @@
       </w:tcPr>
     </w:tblStylePr>
   </w:style>
-  <w:style w:type="table" w:styleId="780">
+  <w:style w:type="table" w:styleId="782">
     <w:name w:val="List Table 1 Light - Accent 3"/>
-    <w:basedOn w:val="907"/>
+    <w:basedOn w:val="909"/>
     <w:uiPriority w:val="99"/>
     <w:pPr>
       <w:pBdr/>
@@ -16987,9 +17155,9 @@
       </w:tcPr>
     </w:tblStylePr>
   </w:style>
-  <w:style w:type="table" w:styleId="781">
+  <w:style w:type="table" w:styleId="783">
     <w:name w:val="List Table 1 Light - Accent 4"/>
-    <w:basedOn w:val="907"/>
+    <w:basedOn w:val="909"/>
     <w:uiPriority w:val="99"/>
     <w:pPr>
       <w:pBdr/>
@@ -17203,9 +17371,9 @@
       </w:tcPr>
     </w:tblStylePr>
   </w:style>
-  <w:style w:type="table" w:styleId="782">
+  <w:style w:type="table" w:styleId="784">
     <w:name w:val="List Table 1 Light - Accent 5"/>
-    <w:basedOn w:val="907"/>
+    <w:basedOn w:val="909"/>
     <w:uiPriority w:val="99"/>
     <w:pPr>
       <w:pBdr/>
@@ -17419,9 +17587,9 @@
       </w:tcPr>
     </w:tblStylePr>
   </w:style>
-  <w:style w:type="table" w:styleId="783">
+  <w:style w:type="table" w:styleId="785">
     <w:name w:val="List Table 1 Light - Accent 6"/>
-    <w:basedOn w:val="907"/>
+    <w:basedOn w:val="909"/>
     <w:uiPriority w:val="99"/>
     <w:pPr>
       <w:pBdr/>
@@ -17635,9 +17803,9 @@
       </w:tcPr>
     </w:tblStylePr>
   </w:style>
-  <w:style w:type="table" w:styleId="784">
+  <w:style w:type="table" w:styleId="786">
     <w:name w:val="List Table 2"/>
-    <w:basedOn w:val="907"/>
+    <w:basedOn w:val="909"/>
     <w:uiPriority w:val="99"/>
     <w:pPr>
       <w:pBdr/>
@@ -17873,9 +18041,9 @@
       </w:tcPr>
     </w:tblStylePr>
   </w:style>
-  <w:style w:type="table" w:styleId="785">
+  <w:style w:type="table" w:styleId="787">
     <w:name w:val="List Table 2 - Accent 1"/>
-    <w:basedOn w:val="907"/>
+    <w:basedOn w:val="909"/>
     <w:uiPriority w:val="99"/>
     <w:pPr>
       <w:pBdr/>
@@ -18111,9 +18279,9 @@
       </w:tcPr>
     </w:tblStylePr>
   </w:style>
-  <w:style w:type="table" w:styleId="786">
+  <w:style w:type="table" w:styleId="788">
     <w:name w:val="List Table 2 - Accent 2"/>
-    <w:basedOn w:val="907"/>
+    <w:basedOn w:val="909"/>
     <w:uiPriority w:val="99"/>
     <w:pPr>
       <w:pBdr/>
@@ -18349,9 +18517,9 @@
       </w:tcPr>
     </w:tblStylePr>
   </w:style>
-  <w:style w:type="table" w:styleId="787">
+  <w:style w:type="table" w:styleId="789">
     <w:name w:val="List Table 2 - Accent 3"/>
-    <w:basedOn w:val="907"/>
+    <w:basedOn w:val="909"/>
     <w:uiPriority w:val="99"/>
     <w:pPr>
       <w:pBdr/>
@@ -18587,9 +18755,9 @@
       </w:tcPr>
     </w:tblStylePr>
   </w:style>
-  <w:style w:type="table" w:styleId="788">
+  <w:style w:type="table" w:styleId="790">
     <w:name w:val="List Table 2 - Accent 4"/>
-    <w:basedOn w:val="907"/>
+    <w:basedOn w:val="909"/>
     <w:uiPriority w:val="99"/>
     <w:pPr>
       <w:pBdr/>
@@ -18825,9 +18993,9 @@
       </w:tcPr>
     </w:tblStylePr>
   </w:style>
-  <w:style w:type="table" w:styleId="789">
+  <w:style w:type="table" w:styleId="791">
     <w:name w:val="List Table 2 - Accent 5"/>
-    <w:basedOn w:val="907"/>
+    <w:basedOn w:val="909"/>
     <w:uiPriority w:val="99"/>
     <w:pPr>
       <w:pBdr/>
@@ -19063,9 +19231,9 @@
       </w:tcPr>
     </w:tblStylePr>
   </w:style>
-  <w:style w:type="table" w:styleId="790">
+  <w:style w:type="table" w:styleId="792">
     <w:name w:val="List Table 2 - Accent 6"/>
-    <w:basedOn w:val="907"/>
+    <w:basedOn w:val="909"/>
     <w:uiPriority w:val="99"/>
     <w:pPr>
       <w:pBdr/>
@@ -19301,9 +19469,9 @@
       </w:tcPr>
     </w:tblStylePr>
   </w:style>
-  <w:style w:type="table" w:styleId="791">
+  <w:style w:type="table" w:styleId="793">
     <w:name w:val="List Table 3"/>
-    <w:basedOn w:val="907"/>
+    <w:basedOn w:val="909"/>
     <w:uiPriority w:val="99"/>
     <w:pPr>
       <w:pBdr/>
@@ -19529,9 +19697,9 @@
       </w:tcPr>
     </w:tblStylePr>
   </w:style>
-  <w:style w:type="table" w:styleId="792">
+  <w:style w:type="table" w:styleId="794">
     <w:name w:val="List Table 3 - Accent 1"/>
-    <w:basedOn w:val="907"/>
+    <w:basedOn w:val="909"/>
     <w:uiPriority w:val="99"/>
     <w:pPr>
       <w:pBdr/>
@@ -19757,9 +19925,9 @@
       </w:tcPr>
     </w:tblStylePr>
   </w:style>
-  <w:style w:type="table" w:styleId="793">
+  <w:style w:type="table" w:styleId="795">
     <w:name w:val="List Table 3 - Accent 2"/>
-    <w:basedOn w:val="907"/>
+    <w:basedOn w:val="909"/>
     <w:uiPriority w:val="99"/>
     <w:pPr>
       <w:pBdr/>
@@ -19985,9 +20153,9 @@
       </w:tcPr>
     </w:tblStylePr>
   </w:style>
-  <w:style w:type="table" w:styleId="794">
+  <w:style w:type="table" w:styleId="796">
     <w:name w:val="List Table 3 - Accent 3"/>
-    <w:basedOn w:val="907"/>
+    <w:basedOn w:val="909"/>
     <w:uiPriority w:val="99"/>
     <w:pPr>
       <w:pBdr/>
@@ -20213,9 +20381,9 @@
       </w:tcPr>
     </w:tblStylePr>
   </w:style>
-  <w:style w:type="table" w:styleId="795">
+  <w:style w:type="table" w:styleId="797">
     <w:name w:val="List Table 3 - Accent 4"/>
-    <w:basedOn w:val="907"/>
+    <w:basedOn w:val="909"/>
     <w:uiPriority w:val="99"/>
     <w:pPr>
       <w:pBdr/>
@@ -20441,9 +20609,9 @@
       </w:tcPr>
     </w:tblStylePr>
   </w:style>
-  <w:style w:type="table" w:styleId="796">
+  <w:style w:type="table" w:styleId="798">
     <w:name w:val="List Table 3 - Accent 5"/>
-    <w:basedOn w:val="907"/>
+    <w:basedOn w:val="909"/>
     <w:uiPriority w:val="99"/>
     <w:pPr>
       <w:pBdr/>
@@ -20669,9 +20837,9 @@
       </w:tcPr>
     </w:tblStylePr>
   </w:style>
-  <w:style w:type="table" w:styleId="797">
+  <w:style w:type="table" w:styleId="799">
     <w:name w:val="List Table 3 - Accent 6"/>
-    <w:basedOn w:val="907"/>
+    <w:basedOn w:val="909"/>
     <w:uiPriority w:val="99"/>
     <w:pPr>
       <w:pBdr/>
@@ -20897,9 +21065,9 @@
       </w:tcPr>
     </w:tblStylePr>
   </w:style>
-  <w:style w:type="table" w:styleId="798">
+  <w:style w:type="table" w:styleId="800">
     <w:name w:val="List Table 4"/>
-    <w:basedOn w:val="907"/>
+    <w:basedOn w:val="909"/>
     <w:uiPriority w:val="99"/>
     <w:pPr>
       <w:pBdr/>
@@ -21122,9 +21290,9 @@
       </w:tcPr>
     </w:tblStylePr>
   </w:style>
-  <w:style w:type="table" w:styleId="799">
+  <w:style w:type="table" w:styleId="801">
     <w:name w:val="List Table 4 - Accent 1"/>
-    <w:basedOn w:val="907"/>
+    <w:basedOn w:val="909"/>
     <w:uiPriority w:val="99"/>
     <w:pPr>
       <w:pBdr/>
@@ -21347,9 +21515,9 @@
       </w:tcPr>
     </w:tblStylePr>
   </w:style>
-  <w:style w:type="table" w:styleId="800">
+  <w:style w:type="table" w:styleId="802">
     <w:name w:val="List Table 4 - Accent 2"/>
-    <w:basedOn w:val="907"/>
+    <w:basedOn w:val="909"/>
     <w:uiPriority w:val="99"/>
     <w:pPr>
       <w:pBdr/>
@@ -21572,9 +21740,9 @@
       </w:tcPr>
     </w:tblStylePr>
   </w:style>
-  <w:style w:type="table" w:styleId="801">
+  <w:style w:type="table" w:styleId="803">
     <w:name w:val="List Table 4 - Accent 3"/>
-    <w:basedOn w:val="907"/>
+    <w:basedOn w:val="909"/>
     <w:uiPriority w:val="99"/>
     <w:pPr>
       <w:pBdr/>
@@ -21797,9 +21965,9 @@
       </w:tcPr>
     </w:tblStylePr>
   </w:style>
-  <w:style w:type="table" w:styleId="802">
+  <w:style w:type="table" w:styleId="804">
     <w:name w:val="List Table 4 - Accent 4"/>
-    <w:basedOn w:val="907"/>
+    <w:basedOn w:val="909"/>
     <w:uiPriority w:val="99"/>
     <w:pPr>
       <w:pBdr/>
@@ -22022,9 +22190,9 @@
       </w:tcPr>
     </w:tblStylePr>
   </w:style>
-  <w:style w:type="table" w:styleId="803">
+  <w:style w:type="table" w:styleId="805">
     <w:name w:val="List Table 4 - Accent 5"/>
-    <w:basedOn w:val="907"/>
+    <w:basedOn w:val="909"/>
     <w:uiPriority w:val="99"/>
     <w:pPr>
       <w:pBdr/>
@@ -22247,9 +22415,9 @@
       </w:tcPr>
     </w:tblStylePr>
   </w:style>
-  <w:style w:type="table" w:styleId="804">
+  <w:style w:type="table" w:styleId="806">
     <w:name w:val="List Table 4 - Accent 6"/>
-    <w:basedOn w:val="907"/>
+    <w:basedOn w:val="909"/>
     <w:uiPriority w:val="99"/>
     <w:pPr>
       <w:pBdr/>
@@ -22472,9 +22640,9 @@
       </w:tcPr>
     </w:tblStylePr>
   </w:style>
-  <w:style w:type="table" w:styleId="805">
+  <w:style w:type="table" w:styleId="807">
     <w:name w:val="List Table 5 Dark"/>
-    <w:basedOn w:val="907"/>
+    <w:basedOn w:val="909"/>
     <w:uiPriority w:val="99"/>
     <w:pPr>
       <w:pBdr/>
@@ -22714,9 +22882,9 @@
       </w:tcPr>
     </w:tblStylePr>
   </w:style>
-  <w:style w:type="table" w:styleId="806">
+  <w:style w:type="table" w:styleId="808">
     <w:name w:val="List Table 5 Dark - Accent 1"/>
-    <w:basedOn w:val="907"/>
+    <w:basedOn w:val="909"/>
     <w:uiPriority w:val="99"/>
     <w:pPr>
       <w:pBdr/>
@@ -22956,9 +23124,9 @@
       </w:tcPr>
     </w:tblStylePr>
   </w:style>
-  <w:style w:type="table" w:styleId="807">
+  <w:style w:type="table" w:styleId="809">
     <w:name w:val="List Table 5 Dark - Accent 2"/>
-    <w:basedOn w:val="907"/>
+    <w:basedOn w:val="909"/>
     <w:uiPriority w:val="99"/>
     <w:pPr>
       <w:pBdr/>
@@ -23198,9 +23366,9 @@
       </w:tcPr>
     </w:tblStylePr>
   </w:style>
-  <w:style w:type="table" w:styleId="808">
+  <w:style w:type="table" w:styleId="810">
     <w:name w:val="List Table 5 Dark - Accent 3"/>
-    <w:basedOn w:val="907"/>
+    <w:basedOn w:val="909"/>
     <w:uiPriority w:val="99"/>
     <w:pPr>
       <w:pBdr/>
@@ -23440,9 +23608,9 @@
       </w:tcPr>
     </w:tblStylePr>
   </w:style>
-  <w:style w:type="table" w:styleId="809">
+  <w:style w:type="table" w:styleId="811">
     <w:name w:val="List Table 5 Dark - Accent 4"/>
-    <w:basedOn w:val="907"/>
+    <w:basedOn w:val="909"/>
     <w:uiPriority w:val="99"/>
     <w:pPr>
       <w:pBdr/>
@@ -23682,9 +23850,9 @@
       </w:tcPr>
     </w:tblStylePr>
   </w:style>
-  <w:style w:type="table" w:styleId="810">
+  <w:style w:type="table" w:styleId="812">
     <w:name w:val="List Table 5 Dark - Accent 5"/>
-    <w:basedOn w:val="907"/>
+    <w:basedOn w:val="909"/>
     <w:uiPriority w:val="99"/>
     <w:pPr>
       <w:pBdr/>
@@ -23924,9 +24092,9 @@
       </w:tcPr>
     </w:tblStylePr>
   </w:style>
-  <w:style w:type="table" w:styleId="811">
+  <w:style w:type="table" w:styleId="813">
     <w:name w:val="List Table 5 Dark - Accent 6"/>
-    <w:basedOn w:val="907"/>
+    <w:basedOn w:val="909"/>
     <w:uiPriority w:val="99"/>
     <w:pPr>
       <w:pBdr/>
@@ -24166,9 +24334,9 @@
       </w:tcPr>
     </w:tblStylePr>
   </w:style>
-  <w:style w:type="table" w:styleId="812">
+  <w:style w:type="table" w:styleId="814">
     <w:name w:val="List Table 6 Colorful"/>
-    <w:basedOn w:val="907"/>
+    <w:basedOn w:val="909"/>
     <w:uiPriority w:val="99"/>
     <w:pPr>
       <w:pBdr/>
@@ -24389,9 +24557,9 @@
       </w:tcPr>
     </w:tblStylePr>
   </w:style>
-  <w:style w:type="table" w:styleId="813">
+  <w:style w:type="table" w:styleId="815">
     <w:name w:val="List Table 6 Colorful - Accent 1"/>
-    <w:basedOn w:val="907"/>
+    <w:basedOn w:val="909"/>
     <w:uiPriority w:val="99"/>
     <w:pPr>
       <w:pBdr/>
@@ -24612,9 +24780,9 @@
       </w:tcPr>
     </w:tblStylePr>
   </w:style>
-  <w:style w:type="table" w:styleId="814">
+  <w:style w:type="table" w:styleId="816">
     <w:name w:val="List Table 6 Colorful - Accent 2"/>
-    <w:basedOn w:val="907"/>
+    <w:basedOn w:val="909"/>
     <w:uiPriority w:val="99"/>
     <w:pPr>
       <w:pBdr/>
@@ -24835,9 +25003,9 @@
       </w:tcPr>
     </w:tblStylePr>
   </w:style>
-  <w:style w:type="table" w:styleId="815">
+  <w:style w:type="table" w:styleId="817">
     <w:name w:val="List Table 6 Colorful - Accent 3"/>
-    <w:basedOn w:val="907"/>
+    <w:basedOn w:val="909"/>
     <w:uiPriority w:val="99"/>
     <w:pPr>
       <w:pBdr/>
@@ -25058,9 +25226,9 @@
       </w:tcPr>
     </w:tblStylePr>
   </w:style>
-  <w:style w:type="table" w:styleId="816">
+  <w:style w:type="table" w:styleId="818">
     <w:name w:val="List Table 6 Colorful - Accent 4"/>
-    <w:basedOn w:val="907"/>
+    <w:basedOn w:val="909"/>
     <w:uiPriority w:val="99"/>
     <w:pPr>
       <w:pBdr/>
@@ -25281,9 +25449,9 @@
       </w:tcPr>
     </w:tblStylePr>
   </w:style>
-  <w:style w:type="table" w:styleId="817">
+  <w:style w:type="table" w:styleId="819">
     <w:name w:val="List Table 6 Colorful - Accent 5"/>
-    <w:basedOn w:val="907"/>
+    <w:basedOn w:val="909"/>
     <w:uiPriority w:val="99"/>
     <w:pPr>
       <w:pBdr/>
@@ -25504,9 +25672,9 @@
       </w:tcPr>
     </w:tblStylePr>
   </w:style>
-  <w:style w:type="table" w:styleId="818">
+  <w:style w:type="table" w:styleId="820">
     <w:name w:val="List Table 6 Colorful - Accent 6"/>
-    <w:basedOn w:val="907"/>
+    <w:basedOn w:val="909"/>
     <w:uiPriority w:val="99"/>
     <w:pPr>
       <w:pBdr/>
@@ -25727,9 +25895,9 @@
       </w:tcPr>
     </w:tblStylePr>
   </w:style>
-  <w:style w:type="table" w:styleId="819">
+  <w:style w:type="table" w:styleId="821">
     <w:name w:val="List Table 7 Colorful"/>
-    <w:basedOn w:val="907"/>
+    <w:basedOn w:val="909"/>
     <w:uiPriority w:val="99"/>
     <w:pPr>
       <w:pBdr/>
@@ -25983,9 +26151,9 @@
       </w:tcPr>
     </w:tblStylePr>
   </w:style>
-  <w:style w:type="table" w:styleId="820">
+  <w:style w:type="table" w:styleId="822">
     <w:name w:val="List Table 7 Colorful - Accent 1"/>
-    <w:basedOn w:val="907"/>
+    <w:basedOn w:val="909"/>
     <w:uiPriority w:val="99"/>
     <w:pPr>
       <w:pBdr/>
@@ -26239,9 +26407,9 @@
       </w:tcPr>
     </w:tblStylePr>
   </w:style>
-  <w:style w:type="table" w:styleId="821">
+  <w:style w:type="table" w:styleId="823">
     <w:name w:val="List Table 7 Colorful - Accent 2"/>
-    <w:basedOn w:val="907"/>
+    <w:basedOn w:val="909"/>
     <w:uiPriority w:val="99"/>
     <w:pPr>
       <w:pBdr/>
@@ -26495,9 +26663,9 @@
       </w:tcPr>
     </w:tblStylePr>
   </w:style>
-  <w:style w:type="table" w:styleId="822">
+  <w:style w:type="table" w:styleId="824">
     <w:name w:val="List Table 7 Colorful - Accent 3"/>
-    <w:basedOn w:val="907"/>
+    <w:basedOn w:val="909"/>
     <w:uiPriority w:val="99"/>
     <w:pPr>
       <w:pBdr/>
@@ -26751,9 +26919,9 @@
       </w:tcPr>
     </w:tblStylePr>
   </w:style>
-  <w:style w:type="table" w:styleId="823">
+  <w:style w:type="table" w:styleId="825">
     <w:name w:val="List Table 7 Colorful - Accent 4"/>
-    <w:basedOn w:val="907"/>
+    <w:basedOn w:val="909"/>
     <w:uiPriority w:val="99"/>
     <w:pPr>
       <w:pBdr/>
@@ -27007,9 +27175,9 @@
       </w:tcPr>
     </w:tblStylePr>
   </w:style>
-  <w:style w:type="table" w:styleId="824">
+  <w:style w:type="table" w:styleId="826">
     <w:name w:val="List Table 7 Colorful - Accent 5"/>
-    <w:basedOn w:val="907"/>
+    <w:basedOn w:val="909"/>
     <w:uiPriority w:val="99"/>
     <w:pPr>
       <w:pBdr/>
@@ -27263,9 +27431,9 @@
       </w:tcPr>
     </w:tblStylePr>
   </w:style>
-  <w:style w:type="table" w:styleId="825">
+  <w:style w:type="table" w:styleId="827">
     <w:name w:val="List Table 7 Colorful - Accent 6"/>
-    <w:basedOn w:val="907"/>
+    <w:basedOn w:val="909"/>
     <w:uiPriority w:val="99"/>
     <w:pPr>
       <w:pBdr/>
@@ -27519,9 +27687,9 @@
       </w:tcPr>
     </w:tblStylePr>
   </w:style>
-  <w:style w:type="table" w:styleId="826">
+  <w:style w:type="table" w:styleId="828">
     <w:name w:val="Lined - Accent"/>
-    <w:basedOn w:val="907"/>
+    <w:basedOn w:val="909"/>
     <w:uiPriority w:val="99"/>
     <w:pPr>
       <w:pBdr/>
@@ -27756,9 +27924,9 @@
       </w:tcPr>
     </w:tblStylePr>
   </w:style>
-  <w:style w:type="table" w:styleId="827">
+  <w:style w:type="table" w:styleId="829">
     <w:name w:val="Lined - Accent 1"/>
-    <w:basedOn w:val="907"/>
+    <w:basedOn w:val="909"/>
     <w:uiPriority w:val="99"/>
     <w:pPr>
       <w:pBdr/>
@@ -27993,9 +28161,9 @@
       </w:tcPr>
     </w:tblStylePr>
   </w:style>
-  <w:style w:type="table" w:styleId="828">
+  <w:style w:type="table" w:styleId="830">
     <w:name w:val="Lined - Accent 2"/>
-    <w:basedOn w:val="907"/>
+    <w:basedOn w:val="909"/>
     <w:uiPriority w:val="99"/>
     <w:pPr>
       <w:pBdr/>
@@ -28230,9 +28398,9 @@
       </w:tcPr>
     </w:tblStylePr>
   </w:style>
-  <w:style w:type="table" w:styleId="829">
+  <w:style w:type="table" w:styleId="831">
     <w:name w:val="Lined - Accent 3"/>
-    <w:basedOn w:val="907"/>
+    <w:basedOn w:val="909"/>
     <w:uiPriority w:val="99"/>
     <w:pPr>
       <w:pBdr/>
@@ -28467,9 +28635,9 @@
       </w:tcPr>
     </w:tblStylePr>
   </w:style>
-  <w:style w:type="table" w:styleId="830">
+  <w:style w:type="table" w:styleId="832">
     <w:name w:val="Lined - Accent 4"/>
-    <w:basedOn w:val="907"/>
+    <w:basedOn w:val="909"/>
     <w:uiPriority w:val="99"/>
     <w:pPr>
       <w:pBdr/>
@@ -28704,9 +28872,9 @@
       </w:tcPr>
     </w:tblStylePr>
   </w:style>
-  <w:style w:type="table" w:styleId="831">
+  <w:style w:type="table" w:styleId="833">
     <w:name w:val="Lined - Accent 5"/>
-    <w:basedOn w:val="907"/>
+    <w:basedOn w:val="909"/>
     <w:uiPriority w:val="99"/>
     <w:pPr>
       <w:pBdr/>
@@ -28941,9 +29109,9 @@
       </w:tcPr>
     </w:tblStylePr>
   </w:style>
-  <w:style w:type="table" w:styleId="832">
+  <w:style w:type="table" w:styleId="834">
     <w:name w:val="Lined - Accent 6"/>
-    <w:basedOn w:val="907"/>
+    <w:basedOn w:val="909"/>
     <w:uiPriority w:val="99"/>
     <w:pPr>
       <w:pBdr/>
@@ -29178,9 +29346,9 @@
       </w:tcPr>
     </w:tblStylePr>
   </w:style>
-  <w:style w:type="table" w:styleId="833">
+  <w:style w:type="table" w:styleId="835">
     <w:name w:val="Bordered &amp; Lined - Accent"/>
-    <w:basedOn w:val="907"/>
+    <w:basedOn w:val="909"/>
     <w:uiPriority w:val="99"/>
     <w:pPr>
       <w:pBdr/>
@@ -29422,9 +29590,9 @@
       </w:tcPr>
     </w:tblStylePr>
   </w:style>
-  <w:style w:type="table" w:styleId="834">
+  <w:style w:type="table" w:styleId="836">
     <w:name w:val="Bordered &amp; Lined - Accent 1"/>
-    <w:basedOn w:val="907"/>
+    <w:basedOn w:val="909"/>
     <w:uiPriority w:val="99"/>
     <w:pPr>
       <w:pBdr/>
@@ -29666,9 +29834,9 @@
       </w:tcPr>
     </w:tblStylePr>
   </w:style>
-  <w:style w:type="table" w:styleId="835">
+  <w:style w:type="table" w:styleId="837">
     <w:name w:val="Bordered &amp; Lined - Accent 2"/>
-    <w:basedOn w:val="907"/>
+    <w:basedOn w:val="909"/>
     <w:uiPriority w:val="99"/>
     <w:pPr>
       <w:pBdr/>
@@ -29910,9 +30078,9 @@
       </w:tcPr>
     </w:tblStylePr>
   </w:style>
-  <w:style w:type="table" w:styleId="836">
+  <w:style w:type="table" w:styleId="838">
     <w:name w:val="Bordered &amp; Lined - Accent 3"/>
-    <w:basedOn w:val="907"/>
+    <w:basedOn w:val="909"/>
     <w:uiPriority w:val="99"/>
     <w:pPr>
       <w:pBdr/>
@@ -30154,9 +30322,9 @@
       </w:tcPr>
     </w:tblStylePr>
   </w:style>
-  <w:style w:type="table" w:styleId="837">
+  <w:style w:type="table" w:styleId="839">
     <w:name w:val="Bordered &amp; Lined - Accent 4"/>
-    <w:basedOn w:val="907"/>
+    <w:basedOn w:val="909"/>
     <w:uiPriority w:val="99"/>
     <w:pPr>
       <w:pBdr/>
@@ -30398,9 +30566,9 @@
       </w:tcPr>
     </w:tblStylePr>
   </w:style>
-  <w:style w:type="table" w:styleId="838">
+  <w:style w:type="table" w:styleId="840">
     <w:name w:val="Bordered &amp; Lined - Accent 5"/>
-    <w:basedOn w:val="907"/>
+    <w:basedOn w:val="909"/>
     <w:uiPriority w:val="99"/>
     <w:pPr>
       <w:pBdr/>
@@ -30642,9 +30810,9 @@
       </w:tcPr>
     </w:tblStylePr>
   </w:style>
-  <w:style w:type="table" w:styleId="839">
+  <w:style w:type="table" w:styleId="841">
     <w:name w:val="Bordered &amp; Lined - Accent 6"/>
-    <w:basedOn w:val="907"/>
+    <w:basedOn w:val="909"/>
     <w:uiPriority w:val="99"/>
     <w:pPr>
       <w:pBdr/>
@@ -30886,9 +31054,9 @@
       </w:tcPr>
     </w:tblStylePr>
   </w:style>
-  <w:style w:type="table" w:styleId="840">
+  <w:style w:type="table" w:styleId="842">
     <w:name w:val="Bordered"/>
-    <w:basedOn w:val="907"/>
+    <w:basedOn w:val="909"/>
     <w:uiPriority w:val="99"/>
     <w:pPr>
       <w:pBdr/>
@@ -31117,9 +31285,9 @@
       </w:tcPr>
     </w:tblStylePr>
   </w:style>
-  <w:style w:type="table" w:styleId="841">
+  <w:style w:type="table" w:styleId="843">
     <w:name w:val="Bordered - Accent 1"/>
-    <w:basedOn w:val="907"/>
+    <w:basedOn w:val="909"/>
     <w:uiPriority w:val="99"/>
     <w:pPr>
       <w:pBdr/>
@@ -31348,9 +31516,9 @@
       </w:tcPr>
     </w:tblStylePr>
   </w:style>
-  <w:style w:type="table" w:styleId="842">
+  <w:style w:type="table" w:styleId="844">
     <w:name w:val="Bordered - Accent 2"/>
-    <w:basedOn w:val="907"/>
+    <w:basedOn w:val="909"/>
     <w:uiPriority w:val="99"/>
     <w:pPr>
       <w:pBdr/>
@@ -31579,9 +31747,9 @@
       </w:tcPr>
     </w:tblStylePr>
   </w:style>
-  <w:style w:type="table" w:styleId="843">
+  <w:style w:type="table" w:styleId="845">
     <w:name w:val="Bordered - Accent 3"/>
-    <w:basedOn w:val="907"/>
+    <w:basedOn w:val="909"/>
     <w:uiPriority w:val="99"/>
     <w:pPr>
       <w:pBdr/>
@@ -31810,9 +31978,9 @@
       </w:tcPr>
     </w:tblStylePr>
   </w:style>
-  <w:style w:type="table" w:styleId="844">
+  <w:style w:type="table" w:styleId="846">
     <w:name w:val="Bordered - Accent 4"/>
-    <w:basedOn w:val="907"/>
+    <w:basedOn w:val="909"/>
     <w:uiPriority w:val="99"/>
     <w:pPr>
       <w:pBdr/>
@@ -32041,9 +32209,9 @@
       </w:tcPr>
     </w:tblStylePr>
   </w:style>
-  <w:style w:type="table" w:styleId="845">
+  <w:style w:type="table" w:styleId="847">
     <w:name w:val="Bordered - Accent 5"/>
-    <w:basedOn w:val="907"/>
+    <w:basedOn w:val="909"/>
     <w:uiPriority w:val="99"/>
     <w:pPr>
       <w:pBdr/>
@@ -32272,9 +32440,9 @@
       </w:tcPr>
     </w:tblStylePr>
   </w:style>
-  <w:style w:type="table" w:styleId="846">
+  <w:style w:type="table" w:styleId="848">
     <w:name w:val="Bordered - Accent 6"/>
-    <w:basedOn w:val="907"/>
+    <w:basedOn w:val="909"/>
     <w:uiPriority w:val="99"/>
     <w:pPr>
       <w:pBdr/>
@@ -32503,11 +32671,11 @@
       </w:tcPr>
     </w:tblStylePr>
   </w:style>
-  <w:style w:type="paragraph" w:styleId="847">
+  <w:style w:type="paragraph" w:styleId="849">
     <w:name w:val="Heading 1"/>
-    <w:basedOn w:val="906"/>
-    <w:next w:val="906"/>
-    <w:link w:val="857"/>
+    <w:basedOn w:val="908"/>
+    <w:next w:val="908"/>
+    <w:link w:val="859"/>
     <w:uiPriority w:val="9"/>
     <w:qFormat/>
     <w:pPr>
@@ -32527,11 +32695,11 @@
       <w:szCs w:val="28"/>
     </w:rPr>
   </w:style>
-  <w:style w:type="paragraph" w:styleId="848">
+  <w:style w:type="paragraph" w:styleId="850">
     <w:name w:val="Heading 2"/>
-    <w:basedOn w:val="906"/>
-    <w:next w:val="906"/>
-    <w:link w:val="858"/>
+    <w:basedOn w:val="908"/>
+    <w:next w:val="908"/>
+    <w:link w:val="860"/>
     <w:uiPriority w:val="9"/>
     <w:unhideWhenUsed/>
     <w:qFormat/>
@@ -32557,11 +32725,11 @@
       <w:lang w:val="fr-FR"/>
     </w:rPr>
   </w:style>
-  <w:style w:type="paragraph" w:styleId="849">
+  <w:style w:type="paragraph" w:styleId="851">
     <w:name w:val="Heading 3"/>
-    <w:basedOn w:val="906"/>
-    <w:next w:val="906"/>
-    <w:link w:val="859"/>
+    <w:basedOn w:val="908"/>
+    <w:next w:val="908"/>
+    <w:link w:val="861"/>
     <w:uiPriority w:val="9"/>
     <w:unhideWhenUsed/>
     <w:qFormat/>
@@ -32580,11 +32748,11 @@
       <w:szCs w:val="28"/>
     </w:rPr>
   </w:style>
-  <w:style w:type="paragraph" w:styleId="850">
+  <w:style w:type="paragraph" w:styleId="852">
     <w:name w:val="Heading 4"/>
-    <w:basedOn w:val="906"/>
-    <w:next w:val="906"/>
-    <w:link w:val="860"/>
+    <w:basedOn w:val="908"/>
+    <w:next w:val="908"/>
+    <w:link w:val="862"/>
     <w:uiPriority w:val="9"/>
     <w:unhideWhenUsed/>
     <w:qFormat/>
@@ -32603,11 +32771,11 @@
       <w:color w:val="0f4761" w:themeColor="accent1" w:themeShade="BF"/>
     </w:rPr>
   </w:style>
-  <w:style w:type="paragraph" w:styleId="851">
+  <w:style w:type="paragraph" w:styleId="853">
     <w:name w:val="Heading 5"/>
-    <w:basedOn w:val="906"/>
-    <w:next w:val="906"/>
-    <w:link w:val="861"/>
+    <w:basedOn w:val="908"/>
+    <w:next w:val="908"/>
+    <w:link w:val="863"/>
     <w:uiPriority w:val="9"/>
     <w:unhideWhenUsed/>
     <w:qFormat/>
@@ -32624,11 +32792,11 @@
       <w:color w:val="0f4761" w:themeColor="accent1" w:themeShade="BF"/>
     </w:rPr>
   </w:style>
-  <w:style w:type="paragraph" w:styleId="852">
+  <w:style w:type="paragraph" w:styleId="854">
     <w:name w:val="Heading 6"/>
-    <w:basedOn w:val="906"/>
-    <w:next w:val="906"/>
-    <w:link w:val="862"/>
+    <w:basedOn w:val="908"/>
+    <w:next w:val="908"/>
+    <w:link w:val="864"/>
     <w:uiPriority w:val="9"/>
     <w:unhideWhenUsed/>
     <w:qFormat/>
@@ -32647,11 +32815,11 @@
       <w:color w:val="595959" w:themeColor="text1" w:themeTint="A6"/>
     </w:rPr>
   </w:style>
-  <w:style w:type="paragraph" w:styleId="853">
+  <w:style w:type="paragraph" w:styleId="855">
     <w:name w:val="Heading 7"/>
-    <w:basedOn w:val="906"/>
-    <w:next w:val="906"/>
-    <w:link w:val="863"/>
+    <w:basedOn w:val="908"/>
+    <w:next w:val="908"/>
+    <w:link w:val="865"/>
     <w:uiPriority w:val="9"/>
     <w:unhideWhenUsed/>
     <w:qFormat/>
@@ -32668,11 +32836,11 @@
       <w:color w:val="595959" w:themeColor="text1" w:themeTint="A6"/>
     </w:rPr>
   </w:style>
-  <w:style w:type="paragraph" w:styleId="854">
+  <w:style w:type="paragraph" w:styleId="856">
     <w:name w:val="Heading 8"/>
-    <w:basedOn w:val="906"/>
-    <w:next w:val="906"/>
-    <w:link w:val="864"/>
+    <w:basedOn w:val="908"/>
+    <w:next w:val="908"/>
+    <w:link w:val="866"/>
     <w:uiPriority w:val="9"/>
     <w:unhideWhenUsed/>
     <w:qFormat/>
@@ -32691,11 +32859,11 @@
       <w:color w:val="272727" w:themeColor="text1" w:themeTint="D8"/>
     </w:rPr>
   </w:style>
-  <w:style w:type="paragraph" w:styleId="855">
+  <w:style w:type="paragraph" w:styleId="857">
     <w:name w:val="Heading 9"/>
-    <w:basedOn w:val="906"/>
-    <w:next w:val="906"/>
-    <w:link w:val="865"/>
+    <w:basedOn w:val="908"/>
+    <w:next w:val="908"/>
+    <w:link w:val="867"/>
     <w:uiPriority w:val="9"/>
     <w:unhideWhenUsed/>
     <w:qFormat/>
@@ -32714,7 +32882,7 @@
       <w:color w:val="272727" w:themeColor="text1" w:themeTint="D8"/>
     </w:rPr>
   </w:style>
-  <w:style w:type="character" w:styleId="856" w:default="1">
+  <w:style w:type="character" w:styleId="858" w:default="1">
     <w:name w:val="Default Paragraph Font"/>
     <w:uiPriority w:val="1"/>
     <w:semiHidden/>
@@ -32725,9 +32893,9 @@
       <w:ind/>
     </w:pPr>
   </w:style>
-  <w:style w:type="character" w:styleId="857">
+  <w:style w:type="character" w:styleId="859">
     <w:name w:val="Heading 1 Char"/>
-    <w:link w:val="847"/>
+    <w:link w:val="849"/>
     <w:uiPriority w:val="9"/>
     <w:pPr>
       <w:pBdr/>
@@ -32743,9 +32911,9 @@
       <w:szCs w:val="28"/>
     </w:rPr>
   </w:style>
-  <w:style w:type="character" w:styleId="858">
+  <w:style w:type="character" w:styleId="860">
     <w:name w:val="Heading 2 Char"/>
-    <w:link w:val="848"/>
+    <w:link w:val="850"/>
     <w:uiPriority w:val="9"/>
     <w:pPr>
       <w:pBdr/>
@@ -32753,10 +32921,10 @@
       <w:ind/>
     </w:pPr>
   </w:style>
-  <w:style w:type="character" w:styleId="859">
+  <w:style w:type="character" w:styleId="861">
     <w:name w:val="Heading 3 Char"/>
-    <w:basedOn w:val="856"/>
-    <w:link w:val="849"/>
+    <w:basedOn w:val="858"/>
+    <w:link w:val="851"/>
     <w:uiPriority w:val="9"/>
     <w:pPr>
       <w:pBdr/>
@@ -32770,10 +32938,10 @@
       <w:szCs w:val="28"/>
     </w:rPr>
   </w:style>
-  <w:style w:type="character" w:styleId="860">
+  <w:style w:type="character" w:styleId="862">
     <w:name w:val="Heading 4 Char"/>
-    <w:basedOn w:val="856"/>
-    <w:link w:val="850"/>
+    <w:basedOn w:val="858"/>
+    <w:link w:val="852"/>
     <w:uiPriority w:val="9"/>
     <w:pPr>
       <w:pBdr/>
@@ -32787,10 +32955,10 @@
       <w:color w:val="0f4761" w:themeColor="accent1" w:themeShade="BF"/>
     </w:rPr>
   </w:style>
-  <w:style w:type="character" w:styleId="861">
+  <w:style w:type="character" w:styleId="863">
     <w:name w:val="Heading 5 Char"/>
-    <w:basedOn w:val="856"/>
-    <w:link w:val="851"/>
+    <w:basedOn w:val="858"/>
+    <w:link w:val="853"/>
     <w:uiPriority w:val="9"/>
     <w:pPr>
       <w:pBdr/>
@@ -32802,10 +32970,10 @@
       <w:color w:val="0f4761" w:themeColor="accent1" w:themeShade="BF"/>
     </w:rPr>
   </w:style>
-  <w:style w:type="character" w:styleId="862">
+  <w:style w:type="character" w:styleId="864">
     <w:name w:val="Heading 6 Char"/>
-    <w:basedOn w:val="856"/>
-    <w:link w:val="852"/>
+    <w:basedOn w:val="858"/>
+    <w:link w:val="854"/>
     <w:uiPriority w:val="9"/>
     <w:pPr>
       <w:pBdr/>
@@ -32819,10 +32987,10 @@
       <w:color w:val="595959" w:themeColor="text1" w:themeTint="A6"/>
     </w:rPr>
   </w:style>
-  <w:style w:type="character" w:styleId="863">
+  <w:style w:type="character" w:styleId="865">
     <w:name w:val="Heading 7 Char"/>
-    <w:basedOn w:val="856"/>
-    <w:link w:val="853"/>
+    <w:basedOn w:val="858"/>
+    <w:link w:val="855"/>
     <w:uiPriority w:val="9"/>
     <w:pPr>
       <w:pBdr/>
@@ -32834,10 +33002,10 @@
       <w:color w:val="595959" w:themeColor="text1" w:themeTint="A6"/>
     </w:rPr>
   </w:style>
-  <w:style w:type="character" w:styleId="864">
+  <w:style w:type="character" w:styleId="866">
     <w:name w:val="Heading 8 Char"/>
-    <w:basedOn w:val="856"/>
-    <w:link w:val="854"/>
+    <w:basedOn w:val="858"/>
+    <w:link w:val="856"/>
     <w:uiPriority w:val="9"/>
     <w:pPr>
       <w:pBdr/>
@@ -32851,10 +33019,10 @@
       <w:color w:val="272727" w:themeColor="text1" w:themeTint="D8"/>
     </w:rPr>
   </w:style>
-  <w:style w:type="character" w:styleId="865">
+  <w:style w:type="character" w:styleId="867">
     <w:name w:val="Heading 9 Char"/>
-    <w:basedOn w:val="856"/>
-    <w:link w:val="855"/>
+    <w:basedOn w:val="858"/>
+    <w:link w:val="857"/>
     <w:uiPriority w:val="9"/>
     <w:pPr>
       <w:pBdr/>
@@ -32868,11 +33036,11 @@
       <w:color w:val="272727" w:themeColor="text1" w:themeTint="D8"/>
     </w:rPr>
   </w:style>
-  <w:style w:type="paragraph" w:styleId="866">
+  <w:style w:type="paragraph" w:styleId="868">
     <w:name w:val="Title"/>
-    <w:basedOn w:val="906"/>
-    <w:next w:val="906"/>
-    <w:link w:val="867"/>
+    <w:basedOn w:val="908"/>
+    <w:next w:val="908"/>
+    <w:link w:val="869"/>
     <w:uiPriority w:val="10"/>
     <w:qFormat/>
     <w:pPr>
@@ -32888,10 +33056,10 @@
       <w:szCs w:val="56"/>
     </w:rPr>
   </w:style>
-  <w:style w:type="character" w:styleId="867">
+  <w:style w:type="character" w:styleId="869">
     <w:name w:val="Title Char"/>
-    <w:basedOn w:val="856"/>
-    <w:link w:val="866"/>
+    <w:basedOn w:val="858"/>
+    <w:link w:val="868"/>
     <w:uiPriority w:val="10"/>
     <w:pPr>
       <w:pBdr/>
@@ -32905,11 +33073,11 @@
       <w:szCs w:val="56"/>
     </w:rPr>
   </w:style>
-  <w:style w:type="paragraph" w:styleId="868">
+  <w:style w:type="paragraph" w:styleId="870">
     <w:name w:val="Subtitle"/>
-    <w:basedOn w:val="906"/>
-    <w:next w:val="906"/>
-    <w:link w:val="869"/>
+    <w:basedOn w:val="908"/>
+    <w:next w:val="908"/>
+    <w:link w:val="871"/>
     <w:uiPriority w:val="11"/>
     <w:qFormat/>
     <w:pPr>
@@ -32927,10 +33095,10 @@
       <w:szCs w:val="28"/>
     </w:rPr>
   </w:style>
-  <w:style w:type="character" w:styleId="869">
+  <w:style w:type="character" w:styleId="871">
     <w:name w:val="Subtitle Char"/>
-    <w:basedOn w:val="856"/>
-    <w:link w:val="868"/>
+    <w:basedOn w:val="858"/>
+    <w:link w:val="870"/>
     <w:uiPriority w:val="11"/>
     <w:pPr>
       <w:pBdr/>
@@ -32944,11 +33112,11 @@
       <w:szCs w:val="28"/>
     </w:rPr>
   </w:style>
-  <w:style w:type="paragraph" w:styleId="870">
+  <w:style w:type="paragraph" w:styleId="872">
     <w:name w:val="Quote"/>
-    <w:basedOn w:val="906"/>
-    <w:next w:val="906"/>
-    <w:link w:val="871"/>
+    <w:basedOn w:val="908"/>
+    <w:next w:val="908"/>
+    <w:link w:val="873"/>
     <w:uiPriority w:val="29"/>
     <w:qFormat/>
     <w:pPr>
@@ -32963,10 +33131,10 @@
       <w:color w:val="404040" w:themeColor="text1" w:themeTint="BF"/>
     </w:rPr>
   </w:style>
-  <w:style w:type="character" w:styleId="871">
+  <w:style w:type="character" w:styleId="873">
     <w:name w:val="Quote Char"/>
-    <w:basedOn w:val="856"/>
-    <w:link w:val="870"/>
+    <w:basedOn w:val="858"/>
+    <w:link w:val="872"/>
     <w:uiPriority w:val="29"/>
     <w:pPr>
       <w:pBdr/>
@@ -32979,9 +33147,9 @@
       <w:color w:val="404040" w:themeColor="text1" w:themeTint="BF"/>
     </w:rPr>
   </w:style>
-  <w:style w:type="character" w:styleId="872">
+  <w:style w:type="character" w:styleId="874">
     <w:name w:val="Intense Emphasis"/>
-    <w:basedOn w:val="856"/>
+    <w:basedOn w:val="858"/>
     <w:uiPriority w:val="21"/>
     <w:qFormat/>
     <w:pPr>
@@ -32995,11 +33163,11 @@
       <w:color w:val="0f4761" w:themeColor="accent1" w:themeShade="BF"/>
     </w:rPr>
   </w:style>
-  <w:style w:type="paragraph" w:styleId="873">
+  <w:style w:type="paragraph" w:styleId="875">
     <w:name w:val="Intense Quote"/>
-    <w:basedOn w:val="906"/>
-    <w:next w:val="906"/>
-    <w:link w:val="874"/>
+    <w:basedOn w:val="908"/>
+    <w:next w:val="908"/>
+    <w:link w:val="876"/>
     <w:uiPriority w:val="30"/>
     <w:qFormat/>
     <w:pPr>
@@ -33017,10 +33185,10 @@
       <w:color w:val="0f4761" w:themeColor="accent1" w:themeShade="BF"/>
     </w:rPr>
   </w:style>
-  <w:style w:type="character" w:styleId="874">
+  <w:style w:type="character" w:styleId="876">
     <w:name w:val="Intense Quote Char"/>
-    <w:basedOn w:val="856"/>
-    <w:link w:val="873"/>
+    <w:basedOn w:val="858"/>
+    <w:link w:val="875"/>
     <w:uiPriority w:val="30"/>
     <w:pPr>
       <w:pBdr/>
@@ -33033,9 +33201,9 @@
       <w:color w:val="0f4761" w:themeColor="accent1" w:themeShade="BF"/>
     </w:rPr>
   </w:style>
-  <w:style w:type="character" w:styleId="875">
+  <w:style w:type="character" w:styleId="877">
     <w:name w:val="Intense Reference"/>
-    <w:basedOn w:val="856"/>
+    <w:basedOn w:val="858"/>
     <w:uiPriority w:val="32"/>
     <w:qFormat/>
     <w:pPr>
@@ -33051,9 +33219,9 @@
       <w:spacing w:val="5"/>
     </w:rPr>
   </w:style>
-  <w:style w:type="character" w:styleId="876">
+  <w:style w:type="character" w:styleId="878">
     <w:name w:val="Subtle Emphasis"/>
-    <w:basedOn w:val="856"/>
+    <w:basedOn w:val="858"/>
     <w:uiPriority w:val="19"/>
     <w:qFormat/>
     <w:pPr>
@@ -33067,9 +33235,9 @@
       <w:color w:val="404040" w:themeColor="text1" w:themeTint="BF"/>
     </w:rPr>
   </w:style>
-  <w:style w:type="character" w:styleId="877">
+  <w:style w:type="character" w:styleId="879">
     <w:name w:val="Emphasis"/>
-    <w:basedOn w:val="856"/>
+    <w:basedOn w:val="858"/>
     <w:uiPriority w:val="20"/>
     <w:qFormat/>
     <w:pPr>
@@ -33082,9 +33250,9 @@
       <w:iCs/>
     </w:rPr>
   </w:style>
-  <w:style w:type="character" w:styleId="878">
+  <w:style w:type="character" w:styleId="880">
     <w:name w:val="Strong"/>
-    <w:basedOn w:val="856"/>
+    <w:basedOn w:val="858"/>
     <w:uiPriority w:val="22"/>
     <w:qFormat/>
     <w:pPr>
@@ -33097,9 +33265,9 @@
       <w:bCs/>
     </w:rPr>
   </w:style>
-  <w:style w:type="character" w:styleId="879">
+  <w:style w:type="character" w:styleId="881">
     <w:name w:val="Subtle Reference"/>
-    <w:basedOn w:val="856"/>
+    <w:basedOn w:val="858"/>
     <w:uiPriority w:val="31"/>
     <w:qFormat/>
     <w:pPr>
@@ -33112,9 +33280,9 @@
       <w:color w:val="5a5a5a" w:themeColor="text1" w:themeTint="A5"/>
     </w:rPr>
   </w:style>
-  <w:style w:type="character" w:styleId="880">
+  <w:style w:type="character" w:styleId="882">
     <w:name w:val="Book Title"/>
-    <w:basedOn w:val="856"/>
+    <w:basedOn w:val="858"/>
     <w:uiPriority w:val="33"/>
     <w:qFormat/>
     <w:pPr>
@@ -33130,36 +33298,9 @@
       <w:spacing w:val="5"/>
     </w:rPr>
   </w:style>
-  <w:style w:type="paragraph" w:styleId="881">
+  <w:style w:type="paragraph" w:styleId="883">
     <w:name w:val="Header"/>
-    <w:basedOn w:val="906"/>
-    <w:link w:val="882"/>
-    <w:uiPriority w:val="99"/>
-    <w:unhideWhenUsed/>
-    <w:pPr>
-      <w:pBdr/>
-      <w:tabs>
-        <w:tab w:val="center" w:leader="none" w:pos="4844"/>
-        <w:tab w:val="right" w:leader="none" w:pos="9689"/>
-      </w:tabs>
-      <w:spacing w:after="0" w:line="240" w:lineRule="auto"/>
-      <w:ind/>
-    </w:pPr>
-  </w:style>
-  <w:style w:type="character" w:styleId="882">
-    <w:name w:val="Header Char"/>
-    <w:basedOn w:val="856"/>
-    <w:link w:val="881"/>
-    <w:uiPriority w:val="99"/>
-    <w:pPr>
-      <w:pBdr/>
-      <w:spacing/>
-      <w:ind/>
-    </w:pPr>
-  </w:style>
-  <w:style w:type="paragraph" w:styleId="883">
-    <w:name w:val="Footer"/>
-    <w:basedOn w:val="906"/>
+    <w:basedOn w:val="908"/>
     <w:link w:val="884"/>
     <w:uiPriority w:val="99"/>
     <w:unhideWhenUsed/>
@@ -33174,8 +33315,8 @@
     </w:pPr>
   </w:style>
   <w:style w:type="character" w:styleId="884">
-    <w:name w:val="Footer Char"/>
-    <w:basedOn w:val="856"/>
+    <w:name w:val="Header Char"/>
+    <w:basedOn w:val="858"/>
     <w:link w:val="883"/>
     <w:uiPriority w:val="99"/>
     <w:pPr>
@@ -33185,9 +33326,36 @@
     </w:pPr>
   </w:style>
   <w:style w:type="paragraph" w:styleId="885">
+    <w:name w:val="Footer"/>
+    <w:basedOn w:val="908"/>
+    <w:link w:val="886"/>
+    <w:uiPriority w:val="99"/>
+    <w:unhideWhenUsed/>
+    <w:pPr>
+      <w:pBdr/>
+      <w:tabs>
+        <w:tab w:val="center" w:leader="none" w:pos="4844"/>
+        <w:tab w:val="right" w:leader="none" w:pos="9689"/>
+      </w:tabs>
+      <w:spacing w:after="0" w:line="240" w:lineRule="auto"/>
+      <w:ind/>
+    </w:pPr>
+  </w:style>
+  <w:style w:type="character" w:styleId="886">
+    <w:name w:val="Footer Char"/>
+    <w:basedOn w:val="858"/>
+    <w:link w:val="885"/>
+    <w:uiPriority w:val="99"/>
+    <w:pPr>
+      <w:pBdr/>
+      <w:spacing/>
+      <w:ind/>
+    </w:pPr>
+  </w:style>
+  <w:style w:type="paragraph" w:styleId="887">
     <w:name w:val="Caption"/>
-    <w:basedOn w:val="906"/>
-    <w:next w:val="906"/>
+    <w:basedOn w:val="908"/>
+    <w:next w:val="908"/>
     <w:uiPriority w:val="35"/>
     <w:unhideWhenUsed/>
     <w:qFormat/>
@@ -33204,10 +33372,10 @@
       <w:szCs w:val="18"/>
     </w:rPr>
   </w:style>
-  <w:style w:type="paragraph" w:styleId="886">
+  <w:style w:type="paragraph" w:styleId="888">
     <w:name w:val="footnote text"/>
-    <w:basedOn w:val="906"/>
-    <w:link w:val="887"/>
+    <w:basedOn w:val="908"/>
+    <w:link w:val="889"/>
     <w:uiPriority w:val="99"/>
     <w:semiHidden/>
     <w:unhideWhenUsed/>
@@ -33221,10 +33389,10 @@
       <w:szCs w:val="20"/>
     </w:rPr>
   </w:style>
-  <w:style w:type="character" w:styleId="887">
+  <w:style w:type="character" w:styleId="889">
     <w:name w:val="Footnote Text Char"/>
-    <w:basedOn w:val="856"/>
-    <w:link w:val="886"/>
+    <w:basedOn w:val="858"/>
+    <w:link w:val="888"/>
     <w:uiPriority w:val="99"/>
     <w:semiHidden/>
     <w:pPr>
@@ -33237,9 +33405,9 @@
       <w:szCs w:val="20"/>
     </w:rPr>
   </w:style>
-  <w:style w:type="character" w:styleId="888">
+  <w:style w:type="character" w:styleId="890">
     <w:name w:val="footnote reference"/>
-    <w:basedOn w:val="856"/>
+    <w:basedOn w:val="858"/>
     <w:uiPriority w:val="99"/>
     <w:semiHidden/>
     <w:unhideWhenUsed/>
@@ -33252,10 +33420,10 @@
       <w:vertAlign w:val="superscript"/>
     </w:rPr>
   </w:style>
-  <w:style w:type="paragraph" w:styleId="889">
+  <w:style w:type="paragraph" w:styleId="891">
     <w:name w:val="endnote text"/>
-    <w:basedOn w:val="906"/>
-    <w:link w:val="890"/>
+    <w:basedOn w:val="908"/>
+    <w:link w:val="892"/>
     <w:uiPriority w:val="99"/>
     <w:semiHidden/>
     <w:unhideWhenUsed/>
@@ -33269,10 +33437,10 @@
       <w:szCs w:val="20"/>
     </w:rPr>
   </w:style>
-  <w:style w:type="character" w:styleId="890">
+  <w:style w:type="character" w:styleId="892">
     <w:name w:val="Endnote Text Char"/>
-    <w:basedOn w:val="856"/>
-    <w:link w:val="889"/>
+    <w:basedOn w:val="858"/>
+    <w:link w:val="891"/>
     <w:uiPriority w:val="99"/>
     <w:semiHidden/>
     <w:pPr>
@@ -33285,9 +33453,9 @@
       <w:szCs w:val="20"/>
     </w:rPr>
   </w:style>
-  <w:style w:type="character" w:styleId="891">
+  <w:style w:type="character" w:styleId="893">
     <w:name w:val="endnote reference"/>
-    <w:basedOn w:val="856"/>
+    <w:basedOn w:val="858"/>
     <w:uiPriority w:val="99"/>
     <w:semiHidden/>
     <w:unhideWhenUsed/>
@@ -33300,9 +33468,9 @@
       <w:vertAlign w:val="superscript"/>
     </w:rPr>
   </w:style>
-  <w:style w:type="character" w:styleId="892">
+  <w:style w:type="character" w:styleId="894">
     <w:name w:val="Hyperlink"/>
-    <w:basedOn w:val="856"/>
+    <w:basedOn w:val="858"/>
     <w:uiPriority w:val="99"/>
     <w:unhideWhenUsed/>
     <w:pPr>
@@ -33315,9 +33483,9 @@
       <w:u w:val="single"/>
     </w:rPr>
   </w:style>
-  <w:style w:type="character" w:styleId="893">
+  <w:style w:type="character" w:styleId="895">
     <w:name w:val="FollowedHyperlink"/>
-    <w:basedOn w:val="856"/>
+    <w:basedOn w:val="858"/>
     <w:uiPriority w:val="99"/>
     <w:semiHidden/>
     <w:unhideWhenUsed/>
@@ -33331,10 +33499,10 @@
       <w:u w:val="single"/>
     </w:rPr>
   </w:style>
-  <w:style w:type="paragraph" w:styleId="894">
+  <w:style w:type="paragraph" w:styleId="896">
     <w:name w:val="toc 1"/>
-    <w:basedOn w:val="906"/>
-    <w:next w:val="906"/>
+    <w:basedOn w:val="908"/>
+    <w:next w:val="908"/>
     <w:uiPriority w:val="39"/>
     <w:unhideWhenUsed/>
     <w:pPr>
@@ -33343,10 +33511,10 @@
       <w:ind/>
     </w:pPr>
   </w:style>
-  <w:style w:type="paragraph" w:styleId="895">
+  <w:style w:type="paragraph" w:styleId="897">
     <w:name w:val="toc 2"/>
-    <w:basedOn w:val="906"/>
-    <w:next w:val="906"/>
+    <w:basedOn w:val="908"/>
+    <w:next w:val="908"/>
     <w:uiPriority w:val="39"/>
     <w:unhideWhenUsed/>
     <w:pPr>
@@ -33355,10 +33523,10 @@
       <w:ind w:left="220"/>
     </w:pPr>
   </w:style>
-  <w:style w:type="paragraph" w:styleId="896">
+  <w:style w:type="paragraph" w:styleId="898">
     <w:name w:val="toc 3"/>
-    <w:basedOn w:val="906"/>
-    <w:next w:val="906"/>
+    <w:basedOn w:val="908"/>
+    <w:next w:val="908"/>
     <w:uiPriority w:val="39"/>
     <w:unhideWhenUsed/>
     <w:pPr>
@@ -33367,10 +33535,10 @@
       <w:ind w:left="440"/>
     </w:pPr>
   </w:style>
-  <w:style w:type="paragraph" w:styleId="897">
+  <w:style w:type="paragraph" w:styleId="899">
     <w:name w:val="toc 4"/>
-    <w:basedOn w:val="906"/>
-    <w:next w:val="906"/>
+    <w:basedOn w:val="908"/>
+    <w:next w:val="908"/>
     <w:uiPriority w:val="39"/>
     <w:unhideWhenUsed/>
     <w:pPr>
@@ -33379,10 +33547,10 @@
       <w:ind w:left="660"/>
     </w:pPr>
   </w:style>
-  <w:style w:type="paragraph" w:styleId="898">
+  <w:style w:type="paragraph" w:styleId="900">
     <w:name w:val="toc 5"/>
-    <w:basedOn w:val="906"/>
-    <w:next w:val="906"/>
+    <w:basedOn w:val="908"/>
+    <w:next w:val="908"/>
     <w:uiPriority w:val="39"/>
     <w:unhideWhenUsed/>
     <w:pPr>
@@ -33391,10 +33559,10 @@
       <w:ind w:left="880"/>
     </w:pPr>
   </w:style>
-  <w:style w:type="paragraph" w:styleId="899">
+  <w:style w:type="paragraph" w:styleId="901">
     <w:name w:val="toc 6"/>
-    <w:basedOn w:val="906"/>
-    <w:next w:val="906"/>
+    <w:basedOn w:val="908"/>
+    <w:next w:val="908"/>
     <w:uiPriority w:val="39"/>
     <w:unhideWhenUsed/>
     <w:pPr>
@@ -33403,10 +33571,10 @@
       <w:ind w:left="1100"/>
     </w:pPr>
   </w:style>
-  <w:style w:type="paragraph" w:styleId="900">
+  <w:style w:type="paragraph" w:styleId="902">
     <w:name w:val="toc 7"/>
-    <w:basedOn w:val="906"/>
-    <w:next w:val="906"/>
+    <w:basedOn w:val="908"/>
+    <w:next w:val="908"/>
     <w:uiPriority w:val="39"/>
     <w:unhideWhenUsed/>
     <w:pPr>
@@ -33415,10 +33583,10 @@
       <w:ind w:left="1320"/>
     </w:pPr>
   </w:style>
-  <w:style w:type="paragraph" w:styleId="901">
+  <w:style w:type="paragraph" w:styleId="903">
     <w:name w:val="toc 8"/>
-    <w:basedOn w:val="906"/>
-    <w:next w:val="906"/>
+    <w:basedOn w:val="908"/>
+    <w:next w:val="908"/>
     <w:uiPriority w:val="39"/>
     <w:unhideWhenUsed/>
     <w:pPr>
@@ -33427,10 +33595,10 @@
       <w:ind w:left="1540"/>
     </w:pPr>
   </w:style>
-  <w:style w:type="paragraph" w:styleId="902">
+  <w:style w:type="paragraph" w:styleId="904">
     <w:name w:val="toc 9"/>
-    <w:basedOn w:val="906"/>
-    <w:next w:val="906"/>
+    <w:basedOn w:val="908"/>
+    <w:next w:val="908"/>
     <w:uiPriority w:val="39"/>
     <w:unhideWhenUsed/>
     <w:pPr>
@@ -33439,9 +33607,9 @@
       <w:ind w:left="1760"/>
     </w:pPr>
   </w:style>
-  <w:style w:type="character" w:styleId="903">
+  <w:style w:type="character" w:styleId="905">
     <w:name w:val="Placeholder Text"/>
-    <w:basedOn w:val="856"/>
+    <w:basedOn w:val="858"/>
     <w:uiPriority w:val="99"/>
     <w:semiHidden/>
     <w:pPr>
@@ -33453,7 +33621,7 @@
       <w:color w:val="666666"/>
     </w:rPr>
   </w:style>
-  <w:style w:type="paragraph" w:styleId="904">
+  <w:style w:type="paragraph" w:styleId="906">
     <w:name w:val="TOC Heading"/>
     <w:uiPriority w:val="39"/>
     <w:unhideWhenUsed/>
@@ -33463,10 +33631,10 @@
       <w:ind/>
     </w:pPr>
   </w:style>
-  <w:style w:type="paragraph" w:styleId="905">
+  <w:style w:type="paragraph" w:styleId="907">
     <w:name w:val="table of figures"/>
-    <w:basedOn w:val="906"/>
-    <w:next w:val="906"/>
+    <w:basedOn w:val="908"/>
+    <w:next w:val="908"/>
     <w:uiPriority w:val="99"/>
     <w:unhideWhenUsed/>
     <w:pPr>
@@ -33475,7 +33643,7 @@
       <w:ind/>
     </w:pPr>
   </w:style>
-  <w:style w:type="paragraph" w:styleId="906" w:default="1">
+  <w:style w:type="paragraph" w:styleId="908" w:default="1">
     <w:name w:val="Normal"/>
     <w:qFormat/>
     <w:pPr>
@@ -33490,7 +33658,7 @@
       <w:szCs w:val="24"/>
     </w:rPr>
   </w:style>
-  <w:style w:type="table" w:styleId="907" w:default="1">
+  <w:style w:type="table" w:styleId="909" w:default="1">
     <w:name w:val="Normal Table"/>
     <w:uiPriority w:val="99"/>
     <w:semiHidden/>
@@ -33683,7 +33851,7 @@
       </w:tcPr>
     </w:tblStylePr>
   </w:style>
-  <w:style w:type="numbering" w:styleId="908" w:default="1">
+  <w:style w:type="numbering" w:styleId="910" w:default="1">
     <w:name w:val="No List"/>
     <w:uiPriority w:val="99"/>
     <w:semiHidden/>
@@ -33694,9 +33862,9 @@
       <w:ind/>
     </w:pPr>
   </w:style>
-  <w:style w:type="paragraph" w:styleId="909">
+  <w:style w:type="paragraph" w:styleId="911">
     <w:name w:val="No Spacing"/>
-    <w:basedOn w:val="906"/>
+    <w:basedOn w:val="908"/>
     <w:uiPriority w:val="1"/>
     <w:qFormat/>
     <w:pPr>
@@ -33705,9 +33873,9 @@
       <w:ind/>
     </w:pPr>
   </w:style>
-  <w:style w:type="paragraph" w:styleId="910">
+  <w:style w:type="paragraph" w:styleId="912">
     <w:name w:val="List Paragraph"/>
-    <w:basedOn w:val="906"/>
+    <w:basedOn w:val="908"/>
     <w:uiPriority w:val="34"/>
     <w:qFormat/>
     <w:pPr>
